--- a/Documentation/docx/水下智能转向系统-陈富坤.docx
+++ b/Documentation/docx/水下智能转向系统-陈富坤.docx
@@ -8793,6 +8793,12 @@
         <w:rPr>
           <w:rFonts w:ascii="Times New Roman" w:hAnsi="Times New Roman" w:hint="eastAsia"/>
         </w:rPr>
+        <w:t>根据百度百科显示</w:t>
+      </w:r>
+      <w:r>
+        <w:rPr>
+          <w:rFonts w:ascii="Times New Roman" w:hAnsi="Times New Roman" w:hint="eastAsia"/>
+        </w:rPr>
         <w:t>海洋占地球表面积的</w:t>
       </w:r>
       <w:r>
@@ -8991,20 +8997,20 @@
         <w:rPr>
           <w:rFonts w:ascii="Times New Roman" w:hAnsi="Times New Roman" w:hint="eastAsia"/>
         </w:rPr>
-        <w:t>的出现使得浏览器能够直接访问本地串口设备，为开发轻量级的上位机监控系统提供了新的技术途径</w:t>
+        <w:t>的出现使得浏览器能够直接访问本地串口设备，为</w:t>
       </w:r>
       <w:r>
         <w:rPr>
           <w:rFonts w:ascii="Times New Roman" w:hAnsi="Times New Roman" w:hint="eastAsia"/>
         </w:rPr>
-        <w:t>，也为其后续的维护与升级提</w:t>
+        <w:lastRenderedPageBreak/>
+        <w:t>开发轻量级的上位机监控系统提供了新的技术途径</w:t>
       </w:r>
       <w:r>
         <w:rPr>
           <w:rFonts w:ascii="Times New Roman" w:hAnsi="Times New Roman" w:hint="eastAsia"/>
         </w:rPr>
-        <w:lastRenderedPageBreak/>
-        <w:t>供可靠的技术支持</w:t>
+        <w:t>，也为其后续的维护与升级提供可靠的技术支持</w:t>
       </w:r>
       <w:r>
         <w:rPr>
@@ -9532,20 +9538,20 @@
         <w:rPr>
           <w:rFonts w:ascii="Times New Roman" w:hAnsi="Times New Roman" w:hint="eastAsia"/>
         </w:rPr>
-        <w:t>技术的发展，基于浏览器的工业监控界面也引起了国内学者的关注，</w:t>
+        <w:t>技术的发展，基于浏览器的工业</w:t>
       </w:r>
       <w:r>
         <w:rPr>
           <w:rFonts w:ascii="Times New Roman" w:hAnsi="Times New Roman" w:hint="eastAsia"/>
         </w:rPr>
-        <w:t>因其逐渐成熟的前端技术和其对系统环境的</w:t>
+        <w:lastRenderedPageBreak/>
+        <w:t>监控界面也引起了国内学者的关注，</w:t>
       </w:r>
       <w:r>
         <w:rPr>
           <w:rFonts w:ascii="Times New Roman" w:hAnsi="Times New Roman" w:hint="eastAsia"/>
         </w:rPr>
-        <w:lastRenderedPageBreak/>
-        <w:t>低依赖性使其</w:t>
+        <w:t>因其逐渐成熟的前端技术和其对系统环境的低依赖性使其</w:t>
       </w:r>
       <w:r>
         <w:rPr>
@@ -10032,26 +10038,26 @@
         <w:rPr>
           <w:rFonts w:ascii="Times New Roman" w:hAnsi="Times New Roman" w:hint="eastAsia"/>
         </w:rPr>
-        <w:t>从站功能，设计了包含</w:t>
+        <w:t>从站功</w:t>
       </w:r>
       <w:r>
         <w:rPr>
           <w:rFonts w:ascii="Times New Roman" w:hAnsi="Times New Roman" w:hint="eastAsia"/>
         </w:rPr>
+        <w:lastRenderedPageBreak/>
+        <w:t>能，设计了包含</w:t>
+      </w:r>
+      <w:r>
+        <w:rPr>
+          <w:rFonts w:ascii="Times New Roman" w:hAnsi="Times New Roman" w:hint="eastAsia"/>
+        </w:rPr>
         <w:t>72</w:t>
       </w:r>
       <w:r>
         <w:rPr>
           <w:rFonts w:ascii="Times New Roman" w:hAnsi="Times New Roman" w:hint="eastAsia"/>
         </w:rPr>
-        <w:t>个保持寄存器的完整地址映射方案，覆盖系统状态、姿态数</w:t>
-      </w:r>
-      <w:r>
-        <w:rPr>
-          <w:rFonts w:ascii="Times New Roman" w:hAnsi="Times New Roman" w:hint="eastAsia"/>
-        </w:rPr>
-        <w:lastRenderedPageBreak/>
-        <w:t>据、</w:t>
+        <w:t>个保持寄存器的完整地址映射方案，覆盖系统状态、姿态数据、</w:t>
       </w:r>
       <w:r>
         <w:rPr>
@@ -13479,7 +13485,19 @@
         <w:rPr>
           <w:rFonts w:hint="eastAsia"/>
         </w:rPr>
-        <w:t>型开关降压稳压器，输入电压范围为</w:t>
+        <w:t>型开关降压稳压器，</w:t>
+      </w:r>
+      <w:r>
+        <w:rPr>
+          <w:rFonts w:hint="eastAsia"/>
+        </w:rPr>
+        <w:t>理论</w:t>
+      </w:r>
+      <w:r>
+        <w:rPr>
+          <w:rFonts w:hint="eastAsia"/>
+        </w:rPr>
+        <w:t>输入电压范围为</w:t>
       </w:r>
       <w:r>
         <w:rPr>
@@ -13521,20 +13539,92 @@
         <w:rPr>
           <w:rFonts w:hint="eastAsia"/>
         </w:rPr>
+        <w:t>考虑到</w:t>
+      </w:r>
+      <w:r>
+        <w:rPr>
+          <w:rFonts w:hint="eastAsia"/>
+        </w:rPr>
+        <w:t>主控芯片的</w:t>
+      </w:r>
+      <w:r>
+        <w:rPr>
+          <w:rFonts w:hint="eastAsia"/>
+        </w:rPr>
+        <w:t>ADC</w:t>
+      </w:r>
+      <w:r>
+        <w:rPr>
+          <w:rFonts w:hint="eastAsia"/>
+        </w:rPr>
+        <w:t>模拟量采集引脚的电压推荐</w:t>
+      </w:r>
+      <w:r>
+        <w:rPr>
+          <w:rFonts w:hint="eastAsia"/>
+        </w:rPr>
+        <w:lastRenderedPageBreak/>
+        <w:t>值为</w:t>
+      </w:r>
+      <w:r>
+        <w:rPr>
+          <w:rFonts w:hint="eastAsia"/>
+        </w:rPr>
+        <w:t>3.3V,</w:t>
+      </w:r>
+      <w:r>
+        <w:rPr>
+          <w:rFonts w:hint="eastAsia"/>
+        </w:rPr>
+        <w:t>以及常见的动力执行机构电压值多为</w:t>
+      </w:r>
+      <w:r>
+        <w:rPr>
+          <w:rFonts w:hint="eastAsia"/>
+        </w:rPr>
+        <w:t>12V,</w:t>
+      </w:r>
+      <w:r>
+        <w:rPr>
+          <w:rFonts w:hint="eastAsia"/>
+        </w:rPr>
+        <w:t>我们在硬件上设计的最大输入电压理论为</w:t>
+      </w:r>
+      <w:r>
+        <w:rPr>
+          <w:rFonts w:hint="eastAsia"/>
+        </w:rPr>
+        <w:t>12V</w:t>
+      </w:r>
+      <w:r>
+        <w:rPr>
+          <w:rFonts w:hint="eastAsia"/>
+        </w:rPr>
+        <w:t>如图</w:t>
+      </w:r>
+      <w:r>
+        <w:rPr>
+          <w:rFonts w:hint="eastAsia"/>
+        </w:rPr>
+        <w:t>3.5</w:t>
+      </w:r>
+      <w:r>
+        <w:rPr>
+          <w:rFonts w:hint="eastAsia"/>
+        </w:rPr>
+        <w:t>电源设计原理图所示，</w:t>
+      </w:r>
+      <w:r>
+        <w:rPr>
+          <w:rFonts w:hint="eastAsia"/>
+        </w:rPr>
         <w:t>LM2596S-ADJ</w:t>
       </w:r>
       <w:r>
         <w:rPr>
           <w:rFonts w:hint="eastAsia"/>
         </w:rPr>
-        <w:t>将外部电源（如锂电池组）的电压降至舵</w:t>
-      </w:r>
-      <w:r>
-        <w:rPr>
-          <w:rFonts w:hint="eastAsia"/>
-        </w:rPr>
-        <w:lastRenderedPageBreak/>
-        <w:t>机和电调所需的工作电压，为执行器模块提供稳定供电。该芯片内置振荡器，开关频率为</w:t>
+        <w:t>将外部电源（如锂电池组）的电压降至舵机和电调所需的工作电压，为执行器模块提供稳定供电。该芯片内置振荡器，开关频率为</w:t>
       </w:r>
       <w:r>
         <w:rPr>
@@ -14086,6 +14176,7 @@
         <w:rPr>
           <w:rFonts w:hint="eastAsia"/>
         </w:rPr>
+        <w:lastRenderedPageBreak/>
         <w:t>2.2.6 PCB</w:t>
       </w:r>
       <w:r>
@@ -14143,14 +14234,7 @@
         <w:rPr>
           <w:rFonts w:hint="eastAsia"/>
         </w:rPr>
-        <w:t>输</w:t>
-      </w:r>
-      <w:r>
-        <w:rPr>
-          <w:rFonts w:hint="eastAsia"/>
-        </w:rPr>
-        <w:lastRenderedPageBreak/>
-        <w:t>出接口、</w:t>
+        <w:t>输出接口、</w:t>
       </w:r>
       <w:r>
         <w:rPr>
@@ -14356,6 +14440,7 @@
         <w:rPr>
           <w:noProof/>
         </w:rPr>
+        <w:lastRenderedPageBreak/>
         <w:drawing>
           <wp:inline distT="0" distB="0" distL="0" distR="0" wp14:anchorId="5BDA49A8" wp14:editId="62A70329">
             <wp:extent cx="3012763" cy="2905417"/>
@@ -14449,7 +14534,6 @@
         <w:rPr>
           <w:rFonts w:hint="eastAsia"/>
         </w:rPr>
-        <w:lastRenderedPageBreak/>
         <w:t xml:space="preserve">2.3 </w:t>
       </w:r>
       <w:r>
@@ -32507,9 +32591,9 @@
     <w:rsid w:val="004D7114"/>
     <w:rsid w:val="007107AA"/>
     <w:rsid w:val="008F0A20"/>
-    <w:rsid w:val="009C75C1"/>
     <w:rsid w:val="00A3581F"/>
     <w:rsid w:val="00AB27EB"/>
+    <w:rsid w:val="00BA590B"/>
     <w:rsid w:val="00D9045F"/>
     <w:rsid w:val="00DD46C2"/>
   </w:rsids>

--- a/Documentation/docx/水下智能转向系统-陈富坤.docx
+++ b/Documentation/docx/水下智能转向系统-陈富坤.docx
@@ -267,7 +267,7 @@
           <w:sz w:val="32"/>
           <w:szCs w:val="32"/>
         </w:rPr>
-        <w:t xml:space="preserve">   </w:t>
+        <w:t>水下机器人航向控制的舵机转向系统设计与实现</w:t>
       </w:r>
       <w:r>
         <w:rPr>
@@ -277,27 +277,7 @@
           <w:sz w:val="32"/>
           <w:szCs w:val="32"/>
         </w:rPr>
-        <w:t xml:space="preserve">  </w:t>
-      </w:r>
-      <w:r>
-        <w:rPr>
-          <w:rStyle w:val="aff"/>
-          <w:rFonts w:hint="eastAsia"/>
-          <w:b/>
-          <w:sz w:val="32"/>
-          <w:szCs w:val="32"/>
-        </w:rPr>
-        <w:t xml:space="preserve">  </w:t>
-      </w:r>
-      <w:r>
-        <w:rPr>
-          <w:rStyle w:val="aff"/>
-          <w:rFonts w:hint="eastAsia"/>
-          <w:b/>
-          <w:sz w:val="32"/>
-          <w:szCs w:val="32"/>
-        </w:rPr>
-        <w:t xml:space="preserve">水下智能转向系统          </w:t>
+        <w:t xml:space="preserve">          </w:t>
       </w:r>
       <w:r>
         <w:rPr>
@@ -1598,21 +1578,7 @@
         <w:rPr>
           <w:rFonts w:hint="eastAsia"/>
         </w:rPr>
-        <w:t>水下智能转向控制系统。该系统以STM32F407VET6微控制器为核心，搭载ATK-MS901M</w:t>
-      </w:r>
-      <w:proofErr w:type="gramStart"/>
-      <w:r>
-        <w:rPr>
-          <w:rFonts w:hint="eastAsia"/>
-        </w:rPr>
-        <w:t>九轴姿态</w:t>
-      </w:r>
-      <w:proofErr w:type="gramEnd"/>
-      <w:r>
-        <w:rPr>
-          <w:rFonts w:hint="eastAsia"/>
-        </w:rPr>
-        <w:t>传感器实时获取机体的Roll、Pitch、Yaw欧拉角及陀螺仪角速度数据，通过</w:t>
+        <w:t>水下智能转向控制系统。该系统以STM32F407VET6微控制器为核心，搭载ATK-MS901M九轴姿态传感器实时获取机体的Roll、Pitch、Yaw欧拉角及陀螺仪角速度数据，通过</w:t>
       </w:r>
       <w:r>
         <w:rPr>
@@ -1660,35 +1626,7 @@
         <w:rPr>
           <w:rFonts w:hint="eastAsia"/>
         </w:rPr>
-        <w:t>基于</w:t>
-      </w:r>
-      <w:proofErr w:type="spellStart"/>
-      <w:r>
-        <w:rPr>
-          <w:rFonts w:hint="eastAsia"/>
-        </w:rPr>
-        <w:t>FreeModbus</w:t>
-      </w:r>
-      <w:proofErr w:type="spellEnd"/>
-      <w:r>
-        <w:rPr>
-          <w:rFonts w:hint="eastAsia"/>
-        </w:rPr>
-        <w:t>开源协议</w:t>
-      </w:r>
-      <w:proofErr w:type="gramStart"/>
-      <w:r>
-        <w:rPr>
-          <w:rFonts w:hint="eastAsia"/>
-        </w:rPr>
-        <w:t>栈</w:t>
-      </w:r>
-      <w:proofErr w:type="gramEnd"/>
-      <w:r>
-        <w:rPr>
-          <w:rFonts w:hint="eastAsia"/>
-        </w:rPr>
-        <w:t>实现从站功能，设计了包含7</w:t>
+        <w:t>基于FreeModbus开源协议栈实现从站功能，设计了包含7</w:t>
       </w:r>
       <w:r>
         <w:rPr>
@@ -1712,21 +1650,7 @@
         <w:rPr>
           <w:rFonts w:hint="eastAsia"/>
         </w:rPr>
-        <w:t>组寄存器。上位机方面，基于React、Vite和</w:t>
-      </w:r>
-      <w:proofErr w:type="spellStart"/>
-      <w:r>
-        <w:rPr>
-          <w:rFonts w:hint="eastAsia"/>
-        </w:rPr>
-        <w:t>TailwindCSS</w:t>
-      </w:r>
-      <w:proofErr w:type="spellEnd"/>
-      <w:r>
-        <w:rPr>
-          <w:rFonts w:hint="eastAsia"/>
-        </w:rPr>
-        <w:t>开发了Web Dashboard监控界面，通过Web Serial API实现浏览器端与下位机的直接串口通信，提供姿态数据可视化、执行器控制、传感器监测等功能。</w:t>
+        <w:t>组寄存器。上位机方面，基于React、Vite和TailwindCSS开发了Web Dashboard监控界面，通过Web Serial API实现浏览器端与下位机的直接串口通信，提供姿态数据可视化、执行器控制、传感器监测等功能。</w:t>
       </w:r>
     </w:p>
     <w:p>
@@ -1896,35 +1820,7 @@
         <w:rPr>
           <w:szCs w:val="24"/>
         </w:rPr>
-        <w:t xml:space="preserve">In order to reduce system cost and improve scalability, this paper designs and implements an underwater intelligent steering control system based on STM32F407. The system uses the STM32F407VET6 microcontroller as its core, equipped with an ATK-MS901M nine-axis attitude sensor to obtain real-time Roll, Pitch, Yaw Euler angles and gyroscope angular velocity data. Eight PWM output channels drive servos, motors, and other actuators to achieve multi-degree-of-freedom steering control, while four ADC analog signal acquisition channels and a voltage detection circuit enable environmental data monitoring and power supply status supervision. For communication, the system adopts the Modbus RTU industrial communication protocol, implementing slave functionality based on the </w:t>
-      </w:r>
-      <w:proofErr w:type="spellStart"/>
-      <w:r>
-        <w:rPr>
-          <w:szCs w:val="24"/>
-        </w:rPr>
-        <w:t>FreeModbus</w:t>
-      </w:r>
-      <w:proofErr w:type="spellEnd"/>
-      <w:r>
-        <w:rPr>
-          <w:szCs w:val="24"/>
-        </w:rPr>
-        <w:t xml:space="preserve"> open-source protocol stack, with a complete address mapping scheme containing 72 holding registers covering system status, attitude data, PWM control, ADC acquisition, and PWM frequency adjustment. On the host computer side, a Web Dashboard monitoring interface was developed using React, Vite, and </w:t>
-      </w:r>
-      <w:proofErr w:type="spellStart"/>
-      <w:r>
-        <w:rPr>
-          <w:szCs w:val="24"/>
-        </w:rPr>
-        <w:t>TailwindCSS</w:t>
-      </w:r>
-      <w:proofErr w:type="spellEnd"/>
-      <w:r>
-        <w:rPr>
-          <w:szCs w:val="24"/>
-        </w:rPr>
-        <w:t>, enabling direct serial communication between the browser and the lower computer through the Web Serial API, providing functions such as attitude data visualization, actuator control, and sensor monitoring.</w:t>
+        <w:t>In order to reduce system cost and improve scalability, this paper designs and implements an underwater intelligent steering control system based on STM32F407. The system uses the STM32F407VET6 microcontroller as its core, equipped with an ATK-MS901M nine-axis attitude sensor to obtain real-time Roll, Pitch, Yaw Euler angles and gyroscope angular velocity data. Eight PWM output channels drive servos, motors, and other actuators to achieve multi-degree-of-freedom steering control, while four ADC analog signal acquisition channels and a voltage detection circuit enable environmental data monitoring and power supply status supervision. For communication, the system adopts the Modbus RTU industrial communication protocol, implementing slave functionality based on the FreeModbus open-source protocol stack, with a complete address mapping scheme containing 72 holding registers covering system status, attitude data, PWM control, ADC acquisition, and PWM frequency adjustment. On the host computer side, a Web Dashboard monitoring interface was developed using React, Vite, and TailwindCSS, enabling direct serial communication between the browser and the lower computer through the Web Serial API, providing functions such as attitude data visualization, actuator control, and sensor monitoring.</w:t>
       </w:r>
     </w:p>
     <w:p>
@@ -9730,21 +9626,7 @@
         <w:rPr>
           <w:rFonts w:ascii="Times New Roman" w:hAnsi="Times New Roman" w:hint="eastAsia"/>
         </w:rPr>
-        <w:t>为主控芯片，</w:t>
-      </w:r>
-      <w:proofErr w:type="gramStart"/>
-      <w:r>
-        <w:rPr>
-          <w:rFonts w:ascii="Times New Roman" w:hAnsi="Times New Roman" w:hint="eastAsia"/>
-        </w:rPr>
-        <w:t>集成九轴姿态</w:t>
-      </w:r>
-      <w:proofErr w:type="gramEnd"/>
-      <w:r>
-        <w:rPr>
-          <w:rFonts w:ascii="Times New Roman" w:hAnsi="Times New Roman" w:hint="eastAsia"/>
-        </w:rPr>
-        <w:t>传感器、多路</w:t>
+        <w:t>为主控芯片，集成九轴姿态传感器、多路</w:t>
       </w:r>
       <w:r>
         <w:rPr>
@@ -9998,14 +9880,12 @@
         </w:rPr>
         <w:t>"</w:t>
       </w:r>
-      <w:proofErr w:type="gramStart"/>
       <w:r>
         <w:rPr>
           <w:rFonts w:ascii="Times New Roman" w:hAnsi="Times New Roman" w:hint="eastAsia"/>
         </w:rPr>
         <w:t>海斗</w:t>
       </w:r>
-      <w:proofErr w:type="gramEnd"/>
       <w:r>
         <w:rPr>
           <w:rFonts w:ascii="Times New Roman" w:hAnsi="Times New Roman" w:hint="eastAsia"/>
@@ -10116,98 +9996,68 @@
         <w:rPr>
           <w:rFonts w:ascii="Times New Roman" w:hAnsi="Times New Roman" w:hint="eastAsia"/>
         </w:rPr>
-        <w:t>，</w:t>
-      </w:r>
-      <w:proofErr w:type="gramStart"/>
+        <w:t>，九轴</w:t>
+      </w:r>
       <w:r>
         <w:rPr>
           <w:rFonts w:ascii="Times New Roman" w:hAnsi="Times New Roman" w:hint="eastAsia"/>
         </w:rPr>
-        <w:t>九轴</w:t>
-      </w:r>
-      <w:proofErr w:type="gramEnd"/>
+        <w:t>IMU</w:t>
+      </w:r>
       <w:r>
         <w:rPr>
           <w:rFonts w:ascii="Times New Roman" w:hAnsi="Times New Roman" w:hint="eastAsia"/>
         </w:rPr>
+        <w:t>（惯性测量单元）模块已被广泛应用于姿态测量领域。</w:t>
+      </w:r>
+      <w:r>
+        <w:rPr>
+          <w:rFonts w:ascii="Times New Roman" w:hAnsi="Times New Roman" w:hint="eastAsia"/>
+        </w:rPr>
+        <w:t>MEMS</w:t>
+      </w:r>
+      <w:r>
+        <w:rPr>
+          <w:rFonts w:ascii="Times New Roman" w:hAnsi="Times New Roman" w:hint="eastAsia"/>
+        </w:rPr>
+        <w:t>（微机电系统）技术的进步使得小型化、低成本的</w:t>
+      </w:r>
+      <w:r>
+        <w:rPr>
+          <w:rFonts w:ascii="Times New Roman" w:hAnsi="Times New Roman" w:hint="eastAsia"/>
+        </w:rPr>
         <w:t>IMU</w:t>
       </w:r>
       <w:r>
         <w:rPr>
           <w:rFonts w:ascii="Times New Roman" w:hAnsi="Times New Roman" w:hint="eastAsia"/>
         </w:rPr>
-        <w:t>（惯性测量单元）模块已被广泛应用于姿态测量领域。</w:t>
+        <w:t>模块</w:t>
       </w:r>
       <w:r>
         <w:rPr>
           <w:rFonts w:ascii="Times New Roman" w:hAnsi="Times New Roman" w:hint="eastAsia"/>
         </w:rPr>
-        <w:t>MEMS</w:t>
+        <w:t>在高精度和稳定性要求较高的工业环境的规模性使用</w:t>
       </w:r>
       <w:r>
         <w:rPr>
           <w:rFonts w:ascii="Times New Roman" w:hAnsi="Times New Roman" w:hint="eastAsia"/>
         </w:rPr>
-        <w:t>（</w:t>
-      </w:r>
-      <w:proofErr w:type="gramStart"/>
+        <w:t>成为可能</w:t>
+      </w:r>
       <w:r>
         <w:rPr>
           <w:rFonts w:ascii="Times New Roman" w:hAnsi="Times New Roman" w:hint="eastAsia"/>
         </w:rPr>
-        <w:t>微机电</w:t>
-      </w:r>
-      <w:proofErr w:type="gramEnd"/>
+        <w:t>，同时</w:t>
+      </w:r>
       <w:r>
         <w:rPr>
           <w:rFonts w:ascii="Times New Roman" w:hAnsi="Times New Roman" w:hint="eastAsia"/>
         </w:rPr>
-        <w:t>系统）技术的进步使得小型化、低成本的</w:t>
-      </w:r>
-      <w:r>
-        <w:rPr>
-          <w:rFonts w:ascii="Times New Roman" w:hAnsi="Times New Roman" w:hint="eastAsia"/>
-        </w:rPr>
-        <w:t>IMU</w:t>
-      </w:r>
-      <w:r>
-        <w:rPr>
-          <w:rFonts w:ascii="Times New Roman" w:hAnsi="Times New Roman" w:hint="eastAsia"/>
-        </w:rPr>
-        <w:t>模块</w:t>
-      </w:r>
-      <w:r>
-        <w:rPr>
-          <w:rFonts w:ascii="Times New Roman" w:hAnsi="Times New Roman" w:hint="eastAsia"/>
-        </w:rPr>
-        <w:t>在高精度和稳定性要求较高的工业环境的规模性使用</w:t>
-      </w:r>
-      <w:r>
-        <w:rPr>
-          <w:rFonts w:ascii="Times New Roman" w:hAnsi="Times New Roman" w:hint="eastAsia"/>
-        </w:rPr>
-        <w:t>成为可能</w:t>
-      </w:r>
-      <w:r>
-        <w:rPr>
-          <w:rFonts w:ascii="Times New Roman" w:hAnsi="Times New Roman" w:hint="eastAsia"/>
-        </w:rPr>
-        <w:t>，同时</w:t>
-      </w:r>
-      <w:r>
-        <w:rPr>
-          <w:rFonts w:ascii="Times New Roman" w:hAnsi="Times New Roman" w:hint="eastAsia"/>
-        </w:rPr>
-        <w:t xml:space="preserve"> </w:t>
-      </w:r>
-      <w:proofErr w:type="spellStart"/>
-      <w:r>
-        <w:rPr>
-          <w:rFonts w:ascii="Times New Roman" w:hAnsi="Times New Roman" w:hint="eastAsia"/>
-        </w:rPr>
-        <w:t>Modbust</w:t>
-      </w:r>
-      <w:proofErr w:type="spellEnd"/>
+        <w:t xml:space="preserve"> Modbust</w:t>
+      </w:r>
       <w:r>
         <w:rPr>
           <w:rFonts w:ascii="Times New Roman" w:hAnsi="Times New Roman" w:hint="eastAsia"/>
@@ -10515,16 +10365,8 @@
         <w:rPr>
           <w:rFonts w:ascii="Times New Roman" w:hAnsi="Times New Roman" w:hint="eastAsia"/>
         </w:rPr>
-        <w:t xml:space="preserve">Wi-Fi </w:t>
-      </w:r>
-      <w:proofErr w:type="spellStart"/>
-      <w:r>
-        <w:rPr>
-          <w:rFonts w:ascii="Times New Roman" w:hAnsi="Times New Roman" w:hint="eastAsia"/>
-        </w:rPr>
-        <w:t>HaLow</w:t>
-      </w:r>
-      <w:proofErr w:type="spellEnd"/>
+        <w:t>Wi-Fi HaLow</w:t>
+      </w:r>
       <w:r>
         <w:rPr>
           <w:rFonts w:ascii="Times New Roman" w:hAnsi="Times New Roman" w:hint="eastAsia"/>
@@ -10586,21 +10428,7 @@
         <w:rPr>
           <w:rFonts w:ascii="Times New Roman" w:hAnsi="Times New Roman" w:hint="eastAsia"/>
         </w:rPr>
-        <w:t>，国外研究人员针对水下机器人的运动特性，提出了多种多自由度控制策略。通过合理配置多路推进器</w:t>
-      </w:r>
-      <w:proofErr w:type="gramStart"/>
-      <w:r>
-        <w:rPr>
-          <w:rFonts w:ascii="Times New Roman" w:hAnsi="Times New Roman" w:hint="eastAsia"/>
-        </w:rPr>
-        <w:t>或舵面</w:t>
-      </w:r>
-      <w:proofErr w:type="gramEnd"/>
-      <w:r>
-        <w:rPr>
-          <w:rFonts w:ascii="Times New Roman" w:hAnsi="Times New Roman" w:hint="eastAsia"/>
-        </w:rPr>
-        <w:t>，结合姿态传感器的实时反馈，实现了水下机器人在六自由度空间中的精确运动控制。</w:t>
+        <w:t>，国外研究人员针对水下机器人的运动特性，提出了多种多自由度控制策略。通过合理配置多路推进器或舵面，结合姿态传感器的实时反馈，实现了水下机器人在六自由度空间中的精确运动控制。</w:t>
       </w:r>
     </w:p>
     <w:p>
@@ -10692,151 +10520,127 @@
         </w:rPr>
         <w:t>ATK-MS901M</w:t>
       </w:r>
-      <w:proofErr w:type="gramStart"/>
       <w:r>
         <w:rPr>
           <w:rFonts w:ascii="Times New Roman" w:hAnsi="Times New Roman" w:hint="eastAsia"/>
         </w:rPr>
-        <w:t>九轴姿态</w:t>
-      </w:r>
-      <w:proofErr w:type="gramEnd"/>
+        <w:t>九轴姿态传感器用于实时获取机体姿态；通过</w:t>
+      </w:r>
       <w:r>
         <w:rPr>
           <w:rFonts w:ascii="Times New Roman" w:hAnsi="Times New Roman" w:hint="eastAsia"/>
         </w:rPr>
-        <w:t>传感器用于实时获取机体姿态；通过</w:t>
+        <w:t>多</w:t>
       </w:r>
       <w:r>
         <w:rPr>
           <w:rFonts w:ascii="Times New Roman" w:hAnsi="Times New Roman" w:hint="eastAsia"/>
         </w:rPr>
-        <w:t>多</w:t>
+        <w:t>路</w:t>
       </w:r>
       <w:r>
         <w:rPr>
           <w:rFonts w:ascii="Times New Roman" w:hAnsi="Times New Roman" w:hint="eastAsia"/>
         </w:rPr>
+        <w:t>PWM</w:t>
+      </w:r>
+      <w:r>
+        <w:rPr>
+          <w:rFonts w:ascii="Times New Roman" w:hAnsi="Times New Roman" w:hint="eastAsia"/>
+        </w:rPr>
+        <w:t>信号</w:t>
+      </w:r>
+      <w:r>
+        <w:rPr>
+          <w:rFonts w:ascii="Times New Roman" w:hAnsi="Times New Roman" w:hint="eastAsia"/>
+        </w:rPr>
+        <w:t>接口驱动舵机、电机等多种类型的执行机构；配置</w:t>
+      </w:r>
+      <w:r>
+        <w:rPr>
+          <w:rFonts w:ascii="Times New Roman" w:hAnsi="Times New Roman" w:hint="eastAsia"/>
+        </w:rPr>
+        <w:t>4</w:t>
+      </w:r>
+      <w:r>
+        <w:rPr>
+          <w:rFonts w:ascii="Times New Roman" w:hAnsi="Times New Roman" w:hint="eastAsia"/>
+        </w:rPr>
         <w:t>路</w:t>
       </w:r>
       <w:r>
         <w:rPr>
           <w:rFonts w:ascii="Times New Roman" w:hAnsi="Times New Roman" w:hint="eastAsia"/>
         </w:rPr>
-        <w:t>PWM</w:t>
+        <w:t>ADC</w:t>
       </w:r>
       <w:r>
         <w:rPr>
           <w:rFonts w:ascii="Times New Roman" w:hAnsi="Times New Roman" w:hint="eastAsia"/>
         </w:rPr>
-        <w:t>信号</w:t>
+        <w:t>模拟信号采集通道和电压检测电路实现环境数据监测。系统采用</w:t>
       </w:r>
       <w:r>
         <w:rPr>
           <w:rFonts w:ascii="Times New Roman" w:hAnsi="Times New Roman" w:hint="eastAsia"/>
         </w:rPr>
-        <w:t>接口驱动舵机、电机等多种类型的执行机构；配置</w:t>
+        <w:t>LM2596S</w:t>
       </w:r>
       <w:r>
         <w:rPr>
           <w:rFonts w:ascii="Times New Roman" w:hAnsi="Times New Roman" w:hint="eastAsia"/>
         </w:rPr>
-        <w:t>4</w:t>
+        <w:t>降压模块和</w:t>
       </w:r>
       <w:r>
         <w:rPr>
           <w:rFonts w:ascii="Times New Roman" w:hAnsi="Times New Roman" w:hint="eastAsia"/>
         </w:rPr>
-        <w:t>路</w:t>
+        <w:t>AMS1117-3.3</w:t>
       </w:r>
       <w:r>
         <w:rPr>
           <w:rFonts w:ascii="Times New Roman" w:hAnsi="Times New Roman" w:hint="eastAsia"/>
         </w:rPr>
-        <w:t>ADC</w:t>
-      </w:r>
+        <w:t>稳压芯片构建多级电源方案，保障各模块的稳定供电。</w:t>
+      </w:r>
+    </w:p>
+    <w:p>
+      <w:pPr>
+        <w:pStyle w:val="afff0"/>
+        <w:rPr>
+          <w:rFonts w:ascii="Times New Roman" w:hAnsi="Times New Roman"/>
+        </w:rPr>
+      </w:pPr>
       <w:r>
         <w:rPr>
           <w:rFonts w:ascii="Times New Roman" w:hAnsi="Times New Roman" w:hint="eastAsia"/>
         </w:rPr>
-        <w:t>模拟信号采集通道和电压检测电路实现环境数据监测。系统采用</w:t>
+        <w:t>（</w:t>
       </w:r>
       <w:r>
         <w:rPr>
           <w:rFonts w:ascii="Times New Roman" w:hAnsi="Times New Roman" w:hint="eastAsia"/>
         </w:rPr>
-        <w:t>LM2596S</w:t>
+        <w:t>2</w:t>
       </w:r>
       <w:r>
         <w:rPr>
           <w:rFonts w:ascii="Times New Roman" w:hAnsi="Times New Roman" w:hint="eastAsia"/>
         </w:rPr>
-        <w:t>降压模块和</w:t>
+        <w:t>）通信系统设计。基于</w:t>
       </w:r>
       <w:r>
         <w:rPr>
           <w:rFonts w:ascii="Times New Roman" w:hAnsi="Times New Roman" w:hint="eastAsia"/>
         </w:rPr>
-        <w:t>AMS1117-3.3</w:t>
+        <w:t>FreeModbus</w:t>
       </w:r>
       <w:r>
         <w:rPr>
           <w:rFonts w:ascii="Times New Roman" w:hAnsi="Times New Roman" w:hint="eastAsia"/>
         </w:rPr>
-        <w:t>稳压芯片构建多级电源方案，保障各模块的稳定供电。</w:t>
-      </w:r>
-    </w:p>
-    <w:p>
-      <w:pPr>
-        <w:pStyle w:val="afff0"/>
-        <w:rPr>
-          <w:rFonts w:ascii="Times New Roman" w:hAnsi="Times New Roman"/>
-        </w:rPr>
-      </w:pPr>
-      <w:r>
-        <w:rPr>
-          <w:rFonts w:ascii="Times New Roman" w:hAnsi="Times New Roman" w:hint="eastAsia"/>
-        </w:rPr>
-        <w:t>（</w:t>
-      </w:r>
-      <w:r>
-        <w:rPr>
-          <w:rFonts w:ascii="Times New Roman" w:hAnsi="Times New Roman" w:hint="eastAsia"/>
-        </w:rPr>
-        <w:t>2</w:t>
-      </w:r>
-      <w:r>
-        <w:rPr>
-          <w:rFonts w:ascii="Times New Roman" w:hAnsi="Times New Roman" w:hint="eastAsia"/>
-        </w:rPr>
-        <w:t>）通信系统设计。基于</w:t>
-      </w:r>
-      <w:proofErr w:type="spellStart"/>
-      <w:r>
-        <w:rPr>
-          <w:rFonts w:ascii="Times New Roman" w:hAnsi="Times New Roman" w:hint="eastAsia"/>
-        </w:rPr>
-        <w:t>FreeModbus</w:t>
-      </w:r>
-      <w:proofErr w:type="spellEnd"/>
-      <w:r>
-        <w:rPr>
-          <w:rFonts w:ascii="Times New Roman" w:hAnsi="Times New Roman" w:hint="eastAsia"/>
-        </w:rPr>
-        <w:t>开源协议</w:t>
-      </w:r>
-      <w:proofErr w:type="gramStart"/>
-      <w:r>
-        <w:rPr>
-          <w:rFonts w:ascii="Times New Roman" w:hAnsi="Times New Roman" w:hint="eastAsia"/>
-        </w:rPr>
-        <w:t>栈</w:t>
-      </w:r>
-      <w:proofErr w:type="gramEnd"/>
-      <w:r>
-        <w:rPr>
-          <w:rFonts w:ascii="Times New Roman" w:hAnsi="Times New Roman" w:hint="eastAsia"/>
-        </w:rPr>
-        <w:t>实现</w:t>
+        <w:t>开源协议栈实现</w:t>
       </w:r>
       <w:r>
         <w:rPr>
@@ -11002,14 +10806,12 @@
         </w:rPr>
         <w:t>构建工具和</w:t>
       </w:r>
-      <w:proofErr w:type="spellStart"/>
       <w:r>
         <w:rPr>
           <w:rFonts w:ascii="Times New Roman" w:hAnsi="Times New Roman" w:hint="eastAsia"/>
         </w:rPr>
         <w:t>TailwindCSS</w:t>
       </w:r>
-      <w:proofErr w:type="spellEnd"/>
       <w:r>
         <w:rPr>
           <w:rFonts w:ascii="Times New Roman" w:hAnsi="Times New Roman" w:hint="eastAsia"/>
@@ -11251,13 +11053,8 @@
       <w:r>
         <w:t>ATK-MS901M</w:t>
       </w:r>
-      <w:proofErr w:type="gramStart"/>
-      <w:r>
-        <w:t>九轴姿态</w:t>
-      </w:r>
-      <w:proofErr w:type="gramEnd"/>
-      <w:r>
-        <w:t>传感器通过</w:t>
+      <w:r>
+        <w:t>九轴姿态传感器通过</w:t>
       </w:r>
       <w:r>
         <w:t>UART</w:t>
@@ -12124,19 +11921,11 @@
         </w:rPr>
         <w:t>TIM8</w:t>
       </w:r>
-      <w:proofErr w:type="gramStart"/>
-      <w:r>
-        <w:rPr>
-          <w:rFonts w:hint="eastAsia"/>
-        </w:rPr>
-        <w:t>四个</w:t>
-      </w:r>
-      <w:proofErr w:type="gramEnd"/>
-      <w:r>
-        <w:rPr>
-          <w:rFonts w:hint="eastAsia"/>
-        </w:rPr>
-        <w:t>高级</w:t>
+      <w:r>
+        <w:rPr>
+          <w:rFonts w:hint="eastAsia"/>
+        </w:rPr>
+        <w:t>四个高级</w:t>
       </w:r>
       <w:r>
         <w:rPr>
@@ -12407,7 +12196,7 @@
           <w:noProof/>
         </w:rPr>
         <w:drawing>
-          <wp:inline distT="0" distB="0" distL="0" distR="0" wp14:anchorId="5D38AB25" wp14:editId="15F8C5A4">
+          <wp:inline distT="0" distB="0" distL="0" distR="0" wp14:anchorId="5D38AB25" wp14:editId="61DEDE3A">
             <wp:extent cx="3842594" cy="3613051"/>
             <wp:effectExtent l="0" t="0" r="5715" b="6985"/>
             <wp:docPr id="250281493" name="图片 2"/>
@@ -12555,21 +12344,7 @@
         <w:rPr>
           <w:rFonts w:hint="eastAsia"/>
         </w:rPr>
-        <w:t>是一款高性能</w:t>
-      </w:r>
-      <w:proofErr w:type="gramStart"/>
-      <w:r>
-        <w:rPr>
-          <w:rFonts w:hint="eastAsia"/>
-        </w:rPr>
-        <w:t>的九轴姿态</w:t>
-      </w:r>
-      <w:proofErr w:type="gramEnd"/>
-      <w:r>
-        <w:rPr>
-          <w:rFonts w:hint="eastAsia"/>
-        </w:rPr>
-        <w:t>传感器模块，</w:t>
+        <w:t>是一款高性能的九轴姿态传感器模块，</w:t>
       </w:r>
       <w:r>
         <w:rPr>
@@ -12921,21 +12696,7 @@
         <w:rPr>
           <w:rFonts w:hint="eastAsia"/>
         </w:rPr>
-        <w:t>该模块的通信协议采用帧格式传输，每帧</w:t>
-      </w:r>
-      <w:proofErr w:type="gramStart"/>
-      <w:r>
-        <w:rPr>
-          <w:rFonts w:hint="eastAsia"/>
-        </w:rPr>
-        <w:t>数据由帧头</w:t>
-      </w:r>
-      <w:proofErr w:type="gramEnd"/>
-      <w:r>
-        <w:rPr>
-          <w:rFonts w:hint="eastAsia"/>
-        </w:rPr>
-        <w:t>（</w:t>
+        <w:t>该模块的通信协议采用帧格式传输，每帧数据由帧头（</w:t>
       </w:r>
       <w:r>
         <w:rPr>
@@ -12959,21 +12720,7 @@
         <w:rPr>
           <w:rFonts w:hint="eastAsia"/>
         </w:rPr>
-        <w:t>、数据长度、有效数据和校验和五部分组成。在本设计中主要使用以下</w:t>
-      </w:r>
-      <w:proofErr w:type="gramStart"/>
-      <w:r>
-        <w:rPr>
-          <w:rFonts w:hint="eastAsia"/>
-        </w:rPr>
-        <w:t>帧</w:t>
-      </w:r>
-      <w:proofErr w:type="gramEnd"/>
-      <w:r>
-        <w:rPr>
-          <w:rFonts w:hint="eastAsia"/>
-        </w:rPr>
-        <w:t>类型：姿态帧（帧</w:t>
+        <w:t>、数据长度、有效数据和校验和五部分组成。在本设计中主要使用以下帧类型：姿态帧（帧</w:t>
       </w:r>
       <w:r>
         <w:rPr>
@@ -13154,42 +12901,36 @@
         </w:rPr>
         <w:t>欧拉角和</w:t>
       </w:r>
-      <w:proofErr w:type="spellStart"/>
       <w:r>
         <w:rPr>
           <w:rFonts w:hint="eastAsia"/>
         </w:rPr>
         <w:t>GyroX</w:t>
       </w:r>
-      <w:proofErr w:type="spellEnd"/>
       <w:r>
         <w:rPr>
           <w:rFonts w:hint="eastAsia"/>
         </w:rPr>
         <w:t>、</w:t>
       </w:r>
-      <w:proofErr w:type="spellStart"/>
       <w:r>
         <w:rPr>
           <w:rFonts w:hint="eastAsia"/>
         </w:rPr>
         <w:t>GyroY</w:t>
       </w:r>
-      <w:proofErr w:type="spellEnd"/>
       <w:r>
         <w:rPr>
           <w:rFonts w:hint="eastAsia"/>
         </w:rPr>
         <w:t>、</w:t>
       </w:r>
-      <w:proofErr w:type="spellStart"/>
       <w:r>
         <w:rPr>
           <w:rFonts w:hint="eastAsia"/>
         </w:rPr>
         <w:t>GyroZ</w:t>
       </w:r>
-      <w:proofErr w:type="spellEnd"/>
       <w:r>
         <w:rPr>
           <w:rFonts w:hint="eastAsia"/>
@@ -13524,14 +13265,12 @@
         </w:rPr>
         <w:t>LED</w:t>
       </w:r>
-      <w:proofErr w:type="gramStart"/>
       <w:r>
         <w:rPr>
           <w:rFonts w:hint="eastAsia"/>
         </w:rPr>
         <w:t>灯板的</w:t>
       </w:r>
-      <w:proofErr w:type="gramEnd"/>
       <w:r>
         <w:rPr>
           <w:rFonts w:hint="eastAsia"/>
@@ -16756,19 +16495,11 @@
         </w:rPr>
         <w:t>线性稳压芯片。</w:t>
       </w:r>
-      <w:proofErr w:type="gramStart"/>
-      <w:r>
-        <w:rPr>
-          <w:rFonts w:hint="eastAsia"/>
-        </w:rPr>
-        <w:t>主控器自带</w:t>
-      </w:r>
-      <w:proofErr w:type="gramEnd"/>
-      <w:r>
-        <w:rPr>
-          <w:rFonts w:hint="eastAsia"/>
-        </w:rPr>
-        <w:t>的</w:t>
+      <w:r>
+        <w:rPr>
+          <w:rFonts w:hint="eastAsia"/>
+        </w:rPr>
+        <w:t>主控器自带的</w:t>
       </w:r>
       <w:r>
         <w:rPr>
@@ -17653,19 +17384,11 @@
         </w:rPr>
         <w:t>ATK-MS901M</w:t>
       </w:r>
-      <w:proofErr w:type="gramStart"/>
-      <w:r>
-        <w:rPr>
-          <w:rFonts w:hint="eastAsia"/>
-        </w:rPr>
-        <w:t>九轴姿态</w:t>
-      </w:r>
-      <w:proofErr w:type="gramEnd"/>
-      <w:r>
-        <w:rPr>
-          <w:rFonts w:hint="eastAsia"/>
-        </w:rPr>
-        <w:t>传感器提供了高精度的实时姿态数据反馈；</w:t>
+      <w:r>
+        <w:rPr>
+          <w:rFonts w:hint="eastAsia"/>
+        </w:rPr>
+        <w:t>九轴姿态传感器提供了高精度的实时姿态数据反馈；</w:t>
       </w:r>
       <w:r>
         <w:rPr>
@@ -17773,21 +17496,7 @@
         <w:rPr>
           <w:rFonts w:hint="eastAsia"/>
         </w:rPr>
-        <w:t>各硬件模块的</w:t>
-      </w:r>
-      <w:proofErr w:type="gramStart"/>
-      <w:r>
-        <w:rPr>
-          <w:rFonts w:hint="eastAsia"/>
-        </w:rPr>
-        <w:t>选型均</w:t>
-      </w:r>
-      <w:proofErr w:type="gramEnd"/>
-      <w:r>
-        <w:rPr>
-          <w:rFonts w:hint="eastAsia"/>
-        </w:rPr>
-        <w:t>以高性价比、高可靠性和良好的扩展性为原则，通过标准化的通信接口和驱动接口实现协同工作，构成了功能完善的水下智能转向控制硬件平台。</w:t>
+        <w:t>各硬件模块的选型均以高性价比、高可靠性和良好的扩展性为原则，通过标准化的通信接口和驱动接口实现协同工作，构成了功能完善的水下智能转向控制硬件平台。</w:t>
       </w:r>
     </w:p>
     <w:p>
@@ -17947,21 +17656,7 @@
         <w:rPr>
           <w:rFonts w:hint="eastAsia"/>
         </w:rPr>
-        <w:t>下位机软件采用单</w:t>
-      </w:r>
-      <w:proofErr w:type="gramStart"/>
-      <w:r>
-        <w:rPr>
-          <w:rFonts w:hint="eastAsia"/>
-        </w:rPr>
-        <w:t>线程主</w:t>
-      </w:r>
-      <w:proofErr w:type="gramEnd"/>
-      <w:r>
-        <w:rPr>
-          <w:rFonts w:hint="eastAsia"/>
-        </w:rPr>
-        <w:t>循环架构，主循环流程为：系统上电后依次完成各模块初始化（</w:t>
+        <w:t>下位机软件采用单线程主循环架构，主循环流程为：系统上电后依次完成各模块初始化（</w:t>
       </w:r>
       <w:r>
         <w:rPr>
@@ -18307,21 +18002,7 @@
         <w:rPr>
           <w:rFonts w:hint="eastAsia"/>
         </w:rPr>
-        <w:t>前端技术</w:t>
-      </w:r>
-      <w:proofErr w:type="gramStart"/>
-      <w:r>
-        <w:rPr>
-          <w:rFonts w:hint="eastAsia"/>
-        </w:rPr>
-        <w:t>栈</w:t>
-      </w:r>
-      <w:proofErr w:type="gramEnd"/>
-      <w:r>
-        <w:rPr>
-          <w:rFonts w:hint="eastAsia"/>
-        </w:rPr>
-        <w:t>进行开发，主要技术选型如下：</w:t>
+        <w:t>前端技术栈进行开发，主要技术选型如下：</w:t>
       </w:r>
     </w:p>
     <w:p>
@@ -18471,20 +18152,12 @@
         </w:rPr>
         <w:t>支持实现</w:t>
       </w:r>
-      <w:proofErr w:type="gramStart"/>
       <w:r>
         <w:rPr>
           <w:rFonts w:hint="eastAsia"/>
         </w:rPr>
         <w:lastRenderedPageBreak/>
-        <w:t>极</w:t>
-      </w:r>
-      <w:proofErr w:type="gramEnd"/>
-      <w:r>
-        <w:rPr>
-          <w:rFonts w:hint="eastAsia"/>
-        </w:rPr>
-        <w:t>速的开发启动和热更新，</w:t>
+        <w:t>极速的开发启动和热更新，</w:t>
       </w:r>
       <w:r>
         <w:rPr>
@@ -18521,14 +18194,12 @@
         </w:rPr>
         <w:t>）</w:t>
       </w:r>
-      <w:proofErr w:type="spellStart"/>
       <w:r>
         <w:rPr>
           <w:rFonts w:hint="eastAsia"/>
         </w:rPr>
         <w:t>TailwindCSS</w:t>
       </w:r>
-      <w:proofErr w:type="spellEnd"/>
       <w:r>
         <w:rPr>
           <w:rFonts w:hint="eastAsia"/>
@@ -18557,21 +18228,7 @@
         <w:rPr>
           <w:rFonts w:hint="eastAsia"/>
         </w:rPr>
-        <w:t>框架，通过组合预定义的工具</w:t>
-      </w:r>
-      <w:proofErr w:type="gramStart"/>
-      <w:r>
-        <w:rPr>
-          <w:rFonts w:hint="eastAsia"/>
-        </w:rPr>
-        <w:t>类实现</w:t>
-      </w:r>
-      <w:proofErr w:type="gramEnd"/>
-      <w:r>
-        <w:rPr>
-          <w:rFonts w:hint="eastAsia"/>
-        </w:rPr>
-        <w:t>界面样式，能够快速构建现代化、响应式的用户界面，</w:t>
+        <w:t>框架，通过组合预定义的工具类实现界面样式，能够快速构建现代化、响应式的用户界面，</w:t>
       </w:r>
       <w:r>
         <w:rPr>
@@ -18678,21 +18335,7 @@
         <w:rPr>
           <w:rFonts w:hint="eastAsia"/>
         </w:rPr>
-        <w:t>应用能够直接访问本地串口设备，无需安装任何驱动程序或桌面客户端软件。这一技术选择使上位机具备了跨平台、免安装、</w:t>
-      </w:r>
-      <w:proofErr w:type="gramStart"/>
-      <w:r>
-        <w:rPr>
-          <w:rFonts w:hint="eastAsia"/>
-        </w:rPr>
-        <w:t>易部署</w:t>
-      </w:r>
-      <w:proofErr w:type="gramEnd"/>
-      <w:r>
-        <w:rPr>
-          <w:rFonts w:hint="eastAsia"/>
-        </w:rPr>
-        <w:t>的优势。</w:t>
+        <w:t>应用能够直接访问本地串口设备，无需安装任何驱动程序或桌面客户端软件。这一技术选择使上位机具备了跨平台、免安装、易部署的优势。</w:t>
       </w:r>
     </w:p>
     <w:p>
@@ -18717,19 +18360,11 @@
         </w:rPr>
         <w:t>）</w:t>
       </w:r>
-      <w:proofErr w:type="spellStart"/>
-      <w:r>
-        <w:rPr>
-          <w:rFonts w:hint="eastAsia"/>
-        </w:rPr>
-        <w:t>Lucide</w:t>
-      </w:r>
-      <w:proofErr w:type="spellEnd"/>
-      <w:r>
-        <w:rPr>
-          <w:rFonts w:hint="eastAsia"/>
-        </w:rPr>
-        <w:t xml:space="preserve"> Icons</w:t>
+      <w:r>
+        <w:rPr>
+          <w:rFonts w:hint="eastAsia"/>
+        </w:rPr>
+        <w:t>Lucide Icons</w:t>
       </w:r>
       <w:r>
         <w:rPr>
@@ -18886,76 +18521,62 @@
         <w:rPr>
           <w:rFonts w:hint="eastAsia"/>
         </w:rPr>
+        <w:t>技术栈而非传统桌面应用（如</w:t>
+      </w:r>
+      <w:r>
+        <w:rPr>
+          <w:rFonts w:hint="eastAsia"/>
+        </w:rPr>
+        <w:t>Qt</w:t>
+      </w:r>
+      <w:r>
+        <w:rPr>
+          <w:rFonts w:hint="eastAsia"/>
+        </w:rPr>
+        <w:t>、</w:t>
+      </w:r>
+      <w:r>
+        <w:rPr>
+          <w:rFonts w:hint="eastAsia"/>
+        </w:rPr>
+        <w:t>C#</w:t>
+      </w:r>
+      <w:r>
+        <w:rPr>
+          <w:rFonts w:hint="eastAsia"/>
+        </w:rPr>
+        <w:t>）开发上位机，主要</w:t>
+      </w:r>
+      <w:r>
+        <w:rPr>
+          <w:rFonts w:hint="eastAsia"/>
+        </w:rPr>
+        <w:t>是</w:t>
+      </w:r>
+      <w:r>
+        <w:rPr>
+          <w:rFonts w:hint="eastAsia"/>
+        </w:rPr>
+        <w:t>考虑了以下因素：</w:t>
+      </w:r>
+      <w:r>
+        <w:rPr>
+          <w:rFonts w:hint="eastAsia"/>
+        </w:rPr>
+        <w:t>使用</w:t>
+      </w:r>
+      <w:r>
+        <w:rPr>
+          <w:rFonts w:hint="eastAsia"/>
+        </w:rPr>
+        <w:t>web</w:t>
+      </w:r>
+      <w:r>
+        <w:rPr>
+          <w:rFonts w:hint="eastAsia"/>
+        </w:rPr>
         <w:t>技术</w:t>
       </w:r>
-      <w:proofErr w:type="gramStart"/>
-      <w:r>
-        <w:rPr>
-          <w:rFonts w:hint="eastAsia"/>
-        </w:rPr>
-        <w:t>栈</w:t>
-      </w:r>
-      <w:proofErr w:type="gramEnd"/>
-      <w:r>
-        <w:rPr>
-          <w:rFonts w:hint="eastAsia"/>
-        </w:rPr>
-        <w:t>而非传统桌面应用（如</w:t>
-      </w:r>
-      <w:r>
-        <w:rPr>
-          <w:rFonts w:hint="eastAsia"/>
-        </w:rPr>
-        <w:t>Qt</w:t>
-      </w:r>
-      <w:r>
-        <w:rPr>
-          <w:rFonts w:hint="eastAsia"/>
-        </w:rPr>
-        <w:t>、</w:t>
-      </w:r>
-      <w:r>
-        <w:rPr>
-          <w:rFonts w:hint="eastAsia"/>
-        </w:rPr>
-        <w:t>C#</w:t>
-      </w:r>
-      <w:r>
-        <w:rPr>
-          <w:rFonts w:hint="eastAsia"/>
-        </w:rPr>
-        <w:t>）开发上位机，主要</w:t>
-      </w:r>
-      <w:r>
-        <w:rPr>
-          <w:rFonts w:hint="eastAsia"/>
-        </w:rPr>
-        <w:t>是</w:t>
-      </w:r>
-      <w:r>
-        <w:rPr>
-          <w:rFonts w:hint="eastAsia"/>
-        </w:rPr>
-        <w:t>考虑了以下因素：</w:t>
-      </w:r>
-      <w:r>
-        <w:rPr>
-          <w:rFonts w:hint="eastAsia"/>
-        </w:rPr>
-        <w:t>使用</w:t>
-      </w:r>
-      <w:r>
-        <w:rPr>
-          <w:rFonts w:hint="eastAsia"/>
-        </w:rPr>
-        <w:t>web</w:t>
-      </w:r>
-      <w:r>
-        <w:rPr>
-          <w:rFonts w:hint="eastAsia"/>
-        </w:rPr>
-        <w:t>技术</w:t>
-      </w:r>
       <w:r>
         <w:rPr>
           <w:rFonts w:hint="eastAsia"/>
@@ -19008,21 +18629,7 @@
         <w:rPr>
           <w:rFonts w:hint="eastAsia"/>
         </w:rPr>
-        <w:t>应用</w:t>
-      </w:r>
-      <w:proofErr w:type="gramStart"/>
-      <w:r>
-        <w:rPr>
-          <w:rFonts w:hint="eastAsia"/>
-        </w:rPr>
-        <w:t>天然支持</w:t>
-      </w:r>
-      <w:proofErr w:type="gramEnd"/>
-      <w:r>
-        <w:rPr>
-          <w:rFonts w:hint="eastAsia"/>
-        </w:rPr>
-        <w:t>跨操作系统运行，在</w:t>
+        <w:t>应用天然支持跨操作系统运行，在</w:t>
       </w:r>
       <w:r>
         <w:rPr>
@@ -19378,42 +18985,36 @@
         </w:rPr>
         <w:t>三个欧拉角和</w:t>
       </w:r>
-      <w:proofErr w:type="spellStart"/>
       <w:r>
         <w:rPr>
           <w:rFonts w:hint="eastAsia"/>
         </w:rPr>
         <w:t>GyroX</w:t>
       </w:r>
-      <w:proofErr w:type="spellEnd"/>
       <w:r>
         <w:rPr>
           <w:rFonts w:hint="eastAsia"/>
         </w:rPr>
         <w:t>、</w:t>
       </w:r>
-      <w:proofErr w:type="spellStart"/>
       <w:r>
         <w:rPr>
           <w:rFonts w:hint="eastAsia"/>
         </w:rPr>
         <w:t>GyroY</w:t>
       </w:r>
-      <w:proofErr w:type="spellEnd"/>
       <w:r>
         <w:rPr>
           <w:rFonts w:hint="eastAsia"/>
         </w:rPr>
         <w:t>、</w:t>
       </w:r>
-      <w:proofErr w:type="spellStart"/>
       <w:r>
         <w:rPr>
           <w:rFonts w:hint="eastAsia"/>
         </w:rPr>
         <w:t>GyroZ</w:t>
       </w:r>
-      <w:proofErr w:type="spellEnd"/>
       <w:r>
         <w:rPr>
           <w:rFonts w:hint="eastAsia"/>
@@ -19578,21 +19179,7 @@
         <w:rPr>
           <w:rFonts w:hint="eastAsia"/>
         </w:rPr>
-        <w:t>对于姿态的波形显示，本质采用的</w:t>
-      </w:r>
-      <w:proofErr w:type="gramStart"/>
-      <w:r>
-        <w:rPr>
-          <w:rFonts w:hint="eastAsia"/>
-        </w:rPr>
-        <w:t>的</w:t>
-      </w:r>
-      <w:proofErr w:type="gramEnd"/>
-      <w:r>
-        <w:rPr>
-          <w:rFonts w:hint="eastAsia"/>
-        </w:rPr>
-        <w:t>是</w:t>
+        <w:t>对于姿态的波形显示，本质采用的的是</w:t>
       </w:r>
       <w:r>
         <w:rPr>
@@ -19616,21 +19203,7 @@
         <w:rPr>
           <w:rFonts w:hint="eastAsia"/>
         </w:rPr>
-        <w:t>首先上位</w:t>
-      </w:r>
-      <w:proofErr w:type="gramStart"/>
-      <w:r>
-        <w:rPr>
-          <w:rFonts w:hint="eastAsia"/>
-        </w:rPr>
-        <w:t>机创建</w:t>
-      </w:r>
-      <w:proofErr w:type="gramEnd"/>
-      <w:r>
-        <w:rPr>
-          <w:rFonts w:hint="eastAsia"/>
-        </w:rPr>
-        <w:t>并维护</w:t>
+        <w:t>首先上位机创建并维护</w:t>
       </w:r>
       <w:r>
         <w:rPr>
@@ -19666,27 +19239,13 @@
         <w:rPr>
           <w:rFonts w:hint="eastAsia"/>
         </w:rPr>
-        <w:t>对于显示的波形上位</w:t>
-      </w:r>
-      <w:proofErr w:type="gramStart"/>
-      <w:r>
-        <w:rPr>
-          <w:rFonts w:hint="eastAsia"/>
-        </w:rPr>
-        <w:t>机</w:t>
-      </w:r>
-      <w:r>
-        <w:rPr>
-          <w:rFonts w:hint="eastAsia"/>
-        </w:rPr>
-        <w:t>支持</w:t>
-      </w:r>
-      <w:proofErr w:type="gramEnd"/>
-      <w:r>
-        <w:rPr>
-          <w:rFonts w:hint="eastAsia"/>
-        </w:rPr>
-        <w:t>在欧拉角模式（</w:t>
+        <w:t>对于显示的波形上位机</w:t>
+      </w:r>
+      <w:r>
+        <w:rPr>
+          <w:rFonts w:hint="eastAsia"/>
+        </w:rPr>
+        <w:t>支持在欧拉角模式（</w:t>
       </w:r>
       <w:r>
         <w:rPr>
@@ -19707,42 +19266,12 @@
         <w:lastRenderedPageBreak/>
         <w:t>和角速度模式（</w:t>
       </w:r>
-      <w:proofErr w:type="spellStart"/>
-      <w:r>
-        <w:rPr>
-          <w:rFonts w:hint="eastAsia"/>
-        </w:rPr>
-        <w:t>GyroX</w:t>
-      </w:r>
-      <w:proofErr w:type="spellEnd"/>
-      <w:r>
-        <w:rPr>
-          <w:rFonts w:hint="eastAsia"/>
-        </w:rPr>
-        <w:t>/</w:t>
-      </w:r>
-      <w:proofErr w:type="spellStart"/>
-      <w:r>
-        <w:rPr>
-          <w:rFonts w:hint="eastAsia"/>
-        </w:rPr>
-        <w:t>GyroY</w:t>
-      </w:r>
-      <w:proofErr w:type="spellEnd"/>
-      <w:r>
-        <w:rPr>
-          <w:rFonts w:hint="eastAsia"/>
-        </w:rPr>
-        <w:t>/</w:t>
-      </w:r>
-      <w:proofErr w:type="spellStart"/>
-      <w:r>
-        <w:rPr>
-          <w:rFonts w:hint="eastAsia"/>
-        </w:rPr>
-        <w:t>GyroZ</w:t>
-      </w:r>
-      <w:proofErr w:type="spellEnd"/>
+      <w:r>
+        <w:rPr>
+          <w:rFonts w:hint="eastAsia"/>
+        </w:rPr>
+        <w:t>GyroX/GyroY/GyroZ</w:t>
+      </w:r>
       <w:r>
         <w:rPr>
           <w:rFonts w:hint="eastAsia"/>
@@ -19759,16 +19288,8 @@
         <w:rPr>
           <w:rFonts w:hint="eastAsia"/>
         </w:rPr>
-        <w:t>波形</w:t>
-      </w:r>
-      <w:proofErr w:type="gramStart"/>
-      <w:r>
-        <w:rPr>
-          <w:rFonts w:hint="eastAsia"/>
-        </w:rPr>
-        <w:t>图具备</w:t>
-      </w:r>
-      <w:proofErr w:type="gramEnd"/>
+        <w:t>波形图具备</w:t>
+      </w:r>
       <w:r>
         <w:rPr>
           <w:rFonts w:hint="eastAsia"/>
@@ -20225,21 +19746,7 @@
         <w:rPr>
           <w:rFonts w:hint="eastAsia"/>
         </w:rPr>
-        <w:t>上位</w:t>
-      </w:r>
-      <w:proofErr w:type="gramStart"/>
-      <w:r>
-        <w:rPr>
-          <w:rFonts w:hint="eastAsia"/>
-        </w:rPr>
-        <w:t>机基础</w:t>
-      </w:r>
-      <w:proofErr w:type="gramEnd"/>
-      <w:r>
-        <w:rPr>
-          <w:rFonts w:hint="eastAsia"/>
-        </w:rPr>
-        <w:t>监控</w:t>
+        <w:t>上位机基础监控</w:t>
       </w:r>
       <w:bookmarkEnd w:id="181"/>
       <w:bookmarkEnd w:id="182"/>
@@ -20271,7 +19778,7 @@
           <w:noProof/>
         </w:rPr>
         <w:drawing>
-          <wp:inline distT="0" distB="0" distL="0" distR="0" wp14:anchorId="63233533" wp14:editId="022D112E">
+          <wp:inline distT="0" distB="0" distL="0" distR="0" wp14:anchorId="63233533" wp14:editId="19836C4F">
             <wp:extent cx="5112966" cy="4482146"/>
             <wp:effectExtent l="0" t="0" r="0" b="0"/>
             <wp:docPr id="415512660" name="图片 9"/>
@@ -20361,9 +19868,9 @@
         </w:rPr>
         <w:lastRenderedPageBreak/>
         <w:drawing>
-          <wp:inline distT="0" distB="0" distL="0" distR="0" wp14:anchorId="2A7DF3AA" wp14:editId="0DBDF9BA">
-            <wp:extent cx="5400040" cy="2583815"/>
-            <wp:effectExtent l="0" t="0" r="0" b="6985"/>
+          <wp:inline distT="0" distB="0" distL="0" distR="0" wp14:anchorId="2A7DF3AA" wp14:editId="5D1AA264">
+            <wp:extent cx="5693333" cy="2724150"/>
+            <wp:effectExtent l="0" t="0" r="3175" b="0"/>
             <wp:docPr id="265773884" name="图片 10"/>
             <wp:cNvGraphicFramePr>
               <a:graphicFrameLocks xmlns:a="http://schemas.openxmlformats.org/drawingml/2006/main" noChangeAspect="1"/>
@@ -20390,7 +19897,7 @@
                   <pic:spPr>
                     <a:xfrm>
                       <a:off x="0" y="0"/>
-                      <a:ext cx="5400040" cy="2583815"/>
+                      <a:ext cx="5703545" cy="2729036"/>
                     </a:xfrm>
                     <a:prstGeom prst="rect">
                       <a:avLst/>
@@ -20426,21 +19933,7 @@
         <w:rPr>
           <w:rFonts w:hint="eastAsia"/>
         </w:rPr>
-        <w:t>上位</w:t>
-      </w:r>
-      <w:proofErr w:type="gramStart"/>
-      <w:r>
-        <w:rPr>
-          <w:rFonts w:hint="eastAsia"/>
-        </w:rPr>
-        <w:t>机高级</w:t>
-      </w:r>
-      <w:proofErr w:type="gramEnd"/>
-      <w:r>
-        <w:rPr>
-          <w:rFonts w:hint="eastAsia"/>
-        </w:rPr>
-        <w:t>设置</w:t>
+        <w:t>上位机高级设置</w:t>
       </w:r>
       <w:bookmarkEnd w:id="187"/>
       <w:bookmarkEnd w:id="188"/>
@@ -20504,14 +19997,12 @@
         </w:rPr>
         <w:t>通信模块（</w:t>
       </w:r>
-      <w:proofErr w:type="spellStart"/>
       <w:r>
         <w:rPr>
           <w:rFonts w:hint="eastAsia"/>
         </w:rPr>
         <w:t>modbus.ts</w:t>
       </w:r>
-      <w:proofErr w:type="spellEnd"/>
       <w:r>
         <w:rPr>
           <w:rFonts w:hint="eastAsia"/>
@@ -20587,21 +20078,7 @@
         <w:rPr>
           <w:rFonts w:hint="eastAsia"/>
         </w:rPr>
-        <w:t>元素的查找表以加速校验过程。所有发送的</w:t>
-      </w:r>
-      <w:proofErr w:type="gramStart"/>
-      <w:r>
-        <w:rPr>
-          <w:rFonts w:hint="eastAsia"/>
-        </w:rPr>
-        <w:t>请求帧均自动</w:t>
-      </w:r>
-      <w:proofErr w:type="gramEnd"/>
-      <w:r>
-        <w:rPr>
-          <w:rFonts w:hint="eastAsia"/>
-        </w:rPr>
-        <w:t>附加</w:t>
+        <w:t>元素的查找表以加速校验过程。所有发送的请求帧均自动附加</w:t>
       </w:r>
       <w:r>
         <w:rPr>
@@ -20613,16 +20090,8 @@
         <w:rPr>
           <w:rFonts w:hint="eastAsia"/>
         </w:rPr>
-        <w:t>校验码，接收到的</w:t>
-      </w:r>
-      <w:proofErr w:type="gramStart"/>
-      <w:r>
-        <w:rPr>
-          <w:rFonts w:hint="eastAsia"/>
-        </w:rPr>
-        <w:t>响应帧均进行</w:t>
-      </w:r>
-      <w:proofErr w:type="gramEnd"/>
+        <w:t>校验码，接收到的响应帧均进行</w:t>
+      </w:r>
       <w:r>
         <w:rPr>
           <w:rFonts w:hint="eastAsia"/>
@@ -20680,93 +20149,79 @@
         <w:rPr>
           <w:rFonts w:hint="eastAsia"/>
         </w:rPr>
+        <w:t>（读保持寄存器）用于批量读取传感器数据和系统状态；</w:t>
+      </w:r>
+      <w:r>
+        <w:rPr>
+          <w:rFonts w:hint="eastAsia"/>
+        </w:rPr>
+        <w:t>FC06</w:t>
+      </w:r>
+      <w:r>
+        <w:rPr>
+          <w:rFonts w:hint="eastAsia"/>
+        </w:rPr>
+        <w:t>（写单个寄存器）用于设置单个</w:t>
+      </w:r>
+      <w:r>
+        <w:rPr>
+          <w:rFonts w:hint="eastAsia"/>
+        </w:rPr>
+        <w:t>PWM</w:t>
+      </w:r>
+      <w:r>
+        <w:rPr>
+          <w:rFonts w:hint="eastAsia"/>
+        </w:rPr>
+        <w:t>通道的占空比；</w:t>
+      </w:r>
+      <w:r>
+        <w:rPr>
+          <w:rFonts w:hint="eastAsia"/>
+        </w:rPr>
+        <w:t>FC16</w:t>
+      </w:r>
+      <w:r>
+        <w:rPr>
+          <w:rFonts w:hint="eastAsia"/>
+        </w:rPr>
+        <w:t>（写多个寄存器）用于同时写入</w:t>
+      </w:r>
+      <w:r>
+        <w:rPr>
+          <w:rFonts w:hint="eastAsia"/>
+        </w:rPr>
+        <w:t>ARR</w:t>
+      </w:r>
+      <w:r>
+        <w:rPr>
+          <w:rFonts w:hint="eastAsia"/>
+        </w:rPr>
+        <w:t>和</w:t>
+      </w:r>
+      <w:r>
+        <w:rPr>
+          <w:rFonts w:hint="eastAsia"/>
+        </w:rPr>
+        <w:t>PSC</w:t>
+      </w:r>
+      <w:r>
+        <w:rPr>
+          <w:rFonts w:hint="eastAsia"/>
+        </w:rPr>
+        <w:t>两个频率参数寄存器。</w:t>
+      </w:r>
+    </w:p>
+    <w:p>
+      <w:pPr>
+        <w:ind w:firstLine="480"/>
+      </w:pPr>
+      <w:r>
+        <w:rPr>
+          <w:rFonts w:hint="eastAsia"/>
+        </w:rPr>
         <w:t>（</w:t>
       </w:r>
-      <w:proofErr w:type="gramStart"/>
-      <w:r>
-        <w:rPr>
-          <w:rFonts w:hint="eastAsia"/>
-        </w:rPr>
-        <w:t>读保持</w:t>
-      </w:r>
-      <w:proofErr w:type="gramEnd"/>
-      <w:r>
-        <w:rPr>
-          <w:rFonts w:hint="eastAsia"/>
-        </w:rPr>
-        <w:t>寄存器）用于批量读取传感器数据和系统状态；</w:t>
-      </w:r>
-      <w:r>
-        <w:rPr>
-          <w:rFonts w:hint="eastAsia"/>
-        </w:rPr>
-        <w:t>FC06</w:t>
-      </w:r>
-      <w:r>
-        <w:rPr>
-          <w:rFonts w:hint="eastAsia"/>
-        </w:rPr>
-        <w:t>（写单个寄存器）用于设置单个</w:t>
-      </w:r>
-      <w:r>
-        <w:rPr>
-          <w:rFonts w:hint="eastAsia"/>
-        </w:rPr>
-        <w:t>PWM</w:t>
-      </w:r>
-      <w:r>
-        <w:rPr>
-          <w:rFonts w:hint="eastAsia"/>
-        </w:rPr>
-        <w:t>通道的占空比；</w:t>
-      </w:r>
-      <w:r>
-        <w:rPr>
-          <w:rFonts w:hint="eastAsia"/>
-        </w:rPr>
-        <w:t>FC16</w:t>
-      </w:r>
-      <w:r>
-        <w:rPr>
-          <w:rFonts w:hint="eastAsia"/>
-        </w:rPr>
-        <w:t>（写多个寄存器）用于同时写入</w:t>
-      </w:r>
-      <w:r>
-        <w:rPr>
-          <w:rFonts w:hint="eastAsia"/>
-        </w:rPr>
-        <w:t>ARR</w:t>
-      </w:r>
-      <w:r>
-        <w:rPr>
-          <w:rFonts w:hint="eastAsia"/>
-        </w:rPr>
-        <w:t>和</w:t>
-      </w:r>
-      <w:r>
-        <w:rPr>
-          <w:rFonts w:hint="eastAsia"/>
-        </w:rPr>
-        <w:t>PSC</w:t>
-      </w:r>
-      <w:r>
-        <w:rPr>
-          <w:rFonts w:hint="eastAsia"/>
-        </w:rPr>
-        <w:t>两个频率参数寄存器。</w:t>
-      </w:r>
-    </w:p>
-    <w:p>
-      <w:pPr>
-        <w:ind w:firstLine="480"/>
-      </w:pPr>
-      <w:r>
-        <w:rPr>
-          <w:rFonts w:hint="eastAsia"/>
-        </w:rPr>
-        <w:t>（</w:t>
-      </w:r>
       <w:r>
         <w:rPr>
           <w:rFonts w:hint="eastAsia"/>
@@ -20801,21 +20256,7 @@
         <w:rPr>
           <w:rFonts w:hint="eastAsia"/>
         </w:rPr>
-        <w:t>响应事务在进行。通信模块内部维护了一个事务队列，所有的读写操作均通过队列串行执行，</w:t>
-      </w:r>
-      <w:proofErr w:type="gramStart"/>
-      <w:r>
-        <w:rPr>
-          <w:rFonts w:hint="eastAsia"/>
-        </w:rPr>
-        <w:t>帧间间隔</w:t>
-      </w:r>
-      <w:proofErr w:type="gramEnd"/>
-      <w:r>
-        <w:rPr>
-          <w:rFonts w:hint="eastAsia"/>
-        </w:rPr>
-        <w:t>为</w:t>
+        <w:t>响应事务在进行。通信模块内部维护了一个事务队列，所有的读写操作均通过队列串行执行，帧间间隔为</w:t>
       </w:r>
       <w:r>
         <w:rPr>
@@ -20924,28 +20365,24 @@
         </w:rPr>
         <w:t>位寄存器。通信模块提供了</w:t>
       </w:r>
-      <w:proofErr w:type="spellStart"/>
       <w:r>
         <w:rPr>
           <w:rFonts w:hint="eastAsia"/>
         </w:rPr>
         <w:t>regsToFloat</w:t>
       </w:r>
-      <w:proofErr w:type="spellEnd"/>
       <w:r>
         <w:rPr>
           <w:rFonts w:hint="eastAsia"/>
         </w:rPr>
         <w:t>函数，使用</w:t>
       </w:r>
-      <w:proofErr w:type="spellStart"/>
       <w:r>
         <w:rPr>
           <w:rFonts w:hint="eastAsia"/>
         </w:rPr>
         <w:t>DataView</w:t>
       </w:r>
-      <w:proofErr w:type="spellEnd"/>
       <w:r>
         <w:rPr>
           <w:rFonts w:hint="eastAsia"/>
@@ -21420,14 +20857,12 @@
         </w:rPr>
         <w:t>）数据读写。通过</w:t>
       </w:r>
-      <w:proofErr w:type="spellStart"/>
       <w:r>
         <w:rPr>
           <w:rFonts w:hint="eastAsia"/>
         </w:rPr>
         <w:t>WritableStream</w:t>
       </w:r>
-      <w:proofErr w:type="spellEnd"/>
       <w:r>
         <w:rPr>
           <w:rFonts w:hint="eastAsia"/>
@@ -21446,14 +20881,12 @@
         </w:rPr>
         <w:t>请求帧，通过</w:t>
       </w:r>
-      <w:proofErr w:type="spellStart"/>
       <w:r>
         <w:rPr>
           <w:rFonts w:hint="eastAsia"/>
         </w:rPr>
         <w:t>ReadableStream</w:t>
       </w:r>
-      <w:proofErr w:type="spellEnd"/>
       <w:r>
         <w:rPr>
           <w:rFonts w:hint="eastAsia"/>
@@ -21588,21 +21021,7 @@
         <w:rPr>
           <w:rFonts w:hint="eastAsia"/>
         </w:rPr>
-        <w:t>），状态变化通过回</w:t>
-      </w:r>
-      <w:proofErr w:type="gramStart"/>
-      <w:r>
-        <w:rPr>
-          <w:rFonts w:hint="eastAsia"/>
-        </w:rPr>
-        <w:t>调函数通知</w:t>
-      </w:r>
-      <w:proofErr w:type="gramEnd"/>
-      <w:r>
-        <w:rPr>
-          <w:rFonts w:hint="eastAsia"/>
-        </w:rPr>
-        <w:t>上层</w:t>
+        <w:t>），状态变化通过回调函数通知上层</w:t>
       </w:r>
       <w:r>
         <w:rPr>
@@ -21822,19 +21241,11 @@
         </w:rPr>
         <w:t>下位机软件的初始化流程在</w:t>
       </w:r>
-      <w:proofErr w:type="spellStart"/>
-      <w:r>
-        <w:rPr>
-          <w:rFonts w:hint="eastAsia"/>
-        </w:rPr>
-        <w:t>demo_run</w:t>
-      </w:r>
-      <w:proofErr w:type="spellEnd"/>
-      <w:r>
-        <w:rPr>
-          <w:rFonts w:hint="eastAsia"/>
-        </w:rPr>
-        <w:t>()</w:t>
+      <w:r>
+        <w:rPr>
+          <w:rFonts w:hint="eastAsia"/>
+        </w:rPr>
+        <w:t>demo_run()</w:t>
       </w:r>
       <w:r>
         <w:rPr>
@@ -22079,19 +21490,11 @@
         </w:rPr>
         <w:t>初始化。调用</w:t>
       </w:r>
-      <w:proofErr w:type="spellStart"/>
-      <w:r>
-        <w:rPr>
-          <w:rFonts w:hint="eastAsia"/>
-        </w:rPr>
-        <w:t>pwm_init</w:t>
-      </w:r>
-      <w:proofErr w:type="spellEnd"/>
-      <w:r>
-        <w:rPr>
-          <w:rFonts w:hint="eastAsia"/>
-        </w:rPr>
-        <w:t>(19999, 83)</w:t>
+      <w:r>
+        <w:rPr>
+          <w:rFonts w:hint="eastAsia"/>
+        </w:rPr>
+        <w:t>pwm_init(19999, 83)</w:t>
       </w:r>
       <w:r>
         <w:rPr>
@@ -22141,19 +21544,11 @@
         </w:rPr>
         <w:t>TIM8</w:t>
       </w:r>
-      <w:proofErr w:type="gramStart"/>
-      <w:r>
-        <w:rPr>
-          <w:rFonts w:hint="eastAsia"/>
-        </w:rPr>
-        <w:t>四个</w:t>
-      </w:r>
-      <w:proofErr w:type="gramEnd"/>
-      <w:r>
-        <w:rPr>
-          <w:rFonts w:hint="eastAsia"/>
-        </w:rPr>
-        <w:t>定时器配置为</w:t>
+      <w:r>
+        <w:rPr>
+          <w:rFonts w:hint="eastAsia"/>
+        </w:rPr>
+        <w:t>四个定时器配置为</w:t>
       </w:r>
       <w:r>
         <w:rPr>
@@ -22165,16 +21560,8 @@
         <w:rPr>
           <w:rFonts w:hint="eastAsia"/>
         </w:rPr>
-        <w:t>输出模式，自动重</w:t>
-      </w:r>
-      <w:proofErr w:type="gramStart"/>
-      <w:r>
-        <w:rPr>
-          <w:rFonts w:hint="eastAsia"/>
-        </w:rPr>
-        <w:t>装载值</w:t>
-      </w:r>
-      <w:proofErr w:type="gramEnd"/>
+        <w:t>输出模式，自动重装载值</w:t>
+      </w:r>
       <w:r>
         <w:rPr>
           <w:rFonts w:hint="eastAsia"/>
@@ -22317,19 +21704,11 @@
         </w:rPr>
         <w:t>从站初始化。调用</w:t>
       </w:r>
-      <w:proofErr w:type="spellStart"/>
-      <w:r>
-        <w:rPr>
-          <w:rFonts w:hint="eastAsia"/>
-        </w:rPr>
-        <w:t>modbus_init</w:t>
-      </w:r>
-      <w:proofErr w:type="spellEnd"/>
-      <w:r>
-        <w:rPr>
-          <w:rFonts w:hint="eastAsia"/>
-        </w:rPr>
-        <w:t>()</w:t>
+      <w:r>
+        <w:rPr>
+          <w:rFonts w:hint="eastAsia"/>
+        </w:rPr>
+        <w:t>modbus_init()</w:t>
       </w:r>
       <w:r>
         <w:rPr>
@@ -22337,33 +21716,17 @@
         </w:rPr>
         <w:t>函数，初始化</w:t>
       </w:r>
-      <w:proofErr w:type="spellStart"/>
       <w:r>
         <w:rPr>
           <w:rFonts w:hint="eastAsia"/>
         </w:rPr>
         <w:t>FreeModbus</w:t>
       </w:r>
-      <w:proofErr w:type="spellEnd"/>
-      <w:r>
-        <w:rPr>
-          <w:rFonts w:hint="eastAsia"/>
-        </w:rPr>
-        <w:t>协议</w:t>
-      </w:r>
-      <w:proofErr w:type="gramStart"/>
-      <w:r>
-        <w:rPr>
-          <w:rFonts w:hint="eastAsia"/>
-        </w:rPr>
-        <w:t>栈</w:t>
-      </w:r>
-      <w:proofErr w:type="gramEnd"/>
-      <w:r>
-        <w:rPr>
-          <w:rFonts w:hint="eastAsia"/>
-        </w:rPr>
-        <w:t>，配置从站地址为</w:t>
+      <w:r>
+        <w:rPr>
+          <w:rFonts w:hint="eastAsia"/>
+        </w:rPr>
+        <w:t>协议栈，配置从站地址为</w:t>
       </w:r>
       <w:r>
         <w:rPr>
@@ -22801,28 +22164,7 @@
         <w:rPr>
           <w:rFonts w:hint="eastAsia"/>
         </w:rPr>
-        <w:t>字节）。其中校验和</w:t>
-      </w:r>
-      <w:proofErr w:type="gramStart"/>
-      <w:r>
-        <w:rPr>
-          <w:rFonts w:hint="eastAsia"/>
-        </w:rPr>
-        <w:t>为帧头</w:t>
-      </w:r>
-      <w:proofErr w:type="gramEnd"/>
-      <w:r>
-        <w:rPr>
-          <w:rFonts w:hint="eastAsia"/>
-        </w:rPr>
-        <w:t>之后所有字节的累加</w:t>
-      </w:r>
-      <w:proofErr w:type="gramStart"/>
-      <w:r>
-        <w:rPr>
-          <w:rFonts w:hint="eastAsia"/>
-        </w:rPr>
-        <w:t>和取低</w:t>
+        <w:t>字节）。其中校验和为帧头之后所有字节的累加和取低</w:t>
       </w:r>
       <w:r>
         <w:rPr>
@@ -22834,14 +22176,7 @@
         <w:rPr>
           <w:rFonts w:hint="eastAsia"/>
         </w:rPr>
-        <w:t>位</w:t>
-      </w:r>
-      <w:proofErr w:type="gramEnd"/>
-      <w:r>
-        <w:rPr>
-          <w:rFonts w:hint="eastAsia"/>
-        </w:rPr>
-        <w:t>。软件层面的数据接收采用非阻塞方式，调用</w:t>
+        <w:t>位。软件层面的数据接收采用非阻塞方式，调用</w:t>
       </w:r>
       <w:r>
         <w:rPr>
@@ -22926,42 +22261,36 @@
         </w:rPr>
         <w:t>（偏航角）三个欧拉角和</w:t>
       </w:r>
-      <w:proofErr w:type="spellStart"/>
       <w:r>
         <w:rPr>
           <w:rFonts w:hint="eastAsia"/>
         </w:rPr>
         <w:t>GyroX</w:t>
       </w:r>
-      <w:proofErr w:type="spellEnd"/>
       <w:r>
         <w:rPr>
           <w:rFonts w:hint="eastAsia"/>
         </w:rPr>
         <w:t>、</w:t>
       </w:r>
-      <w:proofErr w:type="spellStart"/>
       <w:r>
         <w:rPr>
           <w:rFonts w:hint="eastAsia"/>
         </w:rPr>
         <w:t>GyroY</w:t>
       </w:r>
-      <w:proofErr w:type="spellEnd"/>
       <w:r>
         <w:rPr>
           <w:rFonts w:hint="eastAsia"/>
         </w:rPr>
         <w:t>、</w:t>
       </w:r>
-      <w:proofErr w:type="spellStart"/>
       <w:r>
         <w:rPr>
           <w:rFonts w:hint="eastAsia"/>
         </w:rPr>
         <w:t>GyroZ</w:t>
       </w:r>
-      <w:proofErr w:type="spellEnd"/>
       <w:r>
         <w:rPr>
           <w:rFonts w:hint="eastAsia"/>
@@ -23004,19 +22333,11 @@
         </w:rPr>
         <w:t>寄存器（高字节在前，大端字序）。通过</w:t>
       </w:r>
-      <w:proofErr w:type="spellStart"/>
-      <w:r>
-        <w:rPr>
-          <w:rFonts w:hint="eastAsia"/>
-        </w:rPr>
-        <w:t>modbus_set_register_float</w:t>
-      </w:r>
-      <w:proofErr w:type="spellEnd"/>
-      <w:r>
-        <w:rPr>
-          <w:rFonts w:hint="eastAsia"/>
-        </w:rPr>
-        <w:t>()</w:t>
+      <w:r>
+        <w:rPr>
+          <w:rFonts w:hint="eastAsia"/>
+        </w:rPr>
+        <w:t>modbus_set_register_float()</w:t>
       </w:r>
       <w:r>
         <w:rPr>
@@ -23320,21 +22641,7 @@
         <w:rPr>
           <w:rFonts w:hint="eastAsia"/>
         </w:rPr>
-        <w:t>主控芯片</w:t>
-      </w:r>
-      <w:proofErr w:type="gramStart"/>
-      <w:r>
-        <w:rPr>
-          <w:rFonts w:hint="eastAsia"/>
-        </w:rPr>
-        <w:t>端增加</w:t>
-      </w:r>
-      <w:proofErr w:type="gramEnd"/>
-      <w:r>
-        <w:rPr>
-          <w:rFonts w:hint="eastAsia"/>
-        </w:rPr>
-        <w:t>了一维卡尔曼滤波器，</w:t>
+        <w:t>主控芯片端增加了一维卡尔曼滤波器，</w:t>
       </w:r>
       <w:r>
         <w:rPr>
@@ -25002,42 +24309,36 @@
         </w:rPr>
         <w:t>；</w:t>
       </w:r>
-      <w:proofErr w:type="spellStart"/>
       <w:r>
         <w:rPr>
           <w:rFonts w:hint="eastAsia"/>
         </w:rPr>
         <w:t>GyroX</w:t>
       </w:r>
-      <w:proofErr w:type="spellEnd"/>
       <w:r>
         <w:rPr>
           <w:rFonts w:hint="eastAsia"/>
         </w:rPr>
         <w:t>、</w:t>
       </w:r>
-      <w:proofErr w:type="spellStart"/>
       <w:r>
         <w:rPr>
           <w:rFonts w:hint="eastAsia"/>
         </w:rPr>
         <w:t>GyroY</w:t>
       </w:r>
-      <w:proofErr w:type="spellEnd"/>
       <w:r>
         <w:rPr>
           <w:rFonts w:hint="eastAsia"/>
         </w:rPr>
         <w:t>、</w:t>
       </w:r>
-      <w:proofErr w:type="spellStart"/>
       <w:r>
         <w:rPr>
           <w:rFonts w:hint="eastAsia"/>
         </w:rPr>
         <w:t>GyroZ</w:t>
       </w:r>
-      <w:proofErr w:type="spellEnd"/>
       <w:r>
         <w:rPr>
           <w:rFonts w:hint="eastAsia"/>
@@ -25113,7 +24414,7 @@
         </w:rPr>
         <w:lastRenderedPageBreak/>
         <w:drawing>
-          <wp:inline distT="0" distB="0" distL="0" distR="0" wp14:anchorId="7104D7A8" wp14:editId="05B1B514">
+          <wp:inline distT="0" distB="0" distL="0" distR="0" wp14:anchorId="7104D7A8" wp14:editId="43F4984C">
             <wp:extent cx="5422900" cy="5403850"/>
             <wp:effectExtent l="0" t="0" r="6350" b="6350"/>
             <wp:docPr id="2130321906" name="图片 2"/>
@@ -25789,19 +25090,11 @@
         </w:rPr>
         <w:t>）占空比调节。</w:t>
       </w:r>
-      <w:proofErr w:type="spellStart"/>
-      <w:r>
-        <w:rPr>
-          <w:rFonts w:hint="eastAsia"/>
-        </w:rPr>
-        <w:t>pwm_set_duty</w:t>
-      </w:r>
-      <w:proofErr w:type="spellEnd"/>
-      <w:r>
-        <w:rPr>
-          <w:rFonts w:hint="eastAsia"/>
-        </w:rPr>
-        <w:t>()</w:t>
+      <w:r>
+        <w:rPr>
+          <w:rFonts w:hint="eastAsia"/>
+        </w:rPr>
+        <w:t>pwm_set_duty()</w:t>
       </w:r>
       <w:r>
         <w:rPr>
@@ -25815,19 +25108,11 @@
         </w:rPr>
         <w:t>__HAL_TIM_SET_COMPARE()</w:t>
       </w:r>
-      <w:proofErr w:type="gramStart"/>
-      <w:r>
-        <w:rPr>
-          <w:rFonts w:hint="eastAsia"/>
-        </w:rPr>
-        <w:t>宏设置</w:t>
-      </w:r>
-      <w:proofErr w:type="gramEnd"/>
-      <w:r>
-        <w:rPr>
-          <w:rFonts w:hint="eastAsia"/>
-        </w:rPr>
-        <w:t>对应定时器通道的比较值，该值直接决定</w:t>
+      <w:r>
+        <w:rPr>
+          <w:rFonts w:hint="eastAsia"/>
+        </w:rPr>
+        <w:t>宏设置对应定时器通道的比较值，该值直接决定</w:t>
       </w:r>
       <w:r>
         <w:rPr>
@@ -26020,19 +25305,11 @@
         </w:rPr>
         <w:t>）频率调节。</w:t>
       </w:r>
-      <w:proofErr w:type="spellStart"/>
-      <w:r>
-        <w:rPr>
-          <w:rFonts w:hint="eastAsia"/>
-        </w:rPr>
-        <w:t>pwm_set_frequency</w:t>
-      </w:r>
-      <w:proofErr w:type="spellEnd"/>
-      <w:r>
-        <w:rPr>
-          <w:rFonts w:hint="eastAsia"/>
-        </w:rPr>
-        <w:t>()</w:t>
+      <w:r>
+        <w:rPr>
+          <w:rFonts w:hint="eastAsia"/>
+        </w:rPr>
+        <w:t>pwm_set_frequency()</w:t>
       </w:r>
       <w:r>
         <w:rPr>
@@ -26082,33 +25359,11 @@
         </w:rPr>
         <w:t>__HAL_TIM_SET_PRESCALER()</w:t>
       </w:r>
-      <w:proofErr w:type="gramStart"/>
-      <w:r>
-        <w:rPr>
-          <w:rFonts w:hint="eastAsia"/>
-        </w:rPr>
-        <w:t>宏修改</w:t>
-      </w:r>
-      <w:proofErr w:type="gramEnd"/>
-      <w:r>
-        <w:rPr>
-          <w:rFonts w:hint="eastAsia"/>
-        </w:rPr>
-        <w:t>定时器的自动重装载寄存器和预分</w:t>
-      </w:r>
-      <w:proofErr w:type="gramStart"/>
-      <w:r>
-        <w:rPr>
-          <w:rFonts w:hint="eastAsia"/>
-        </w:rPr>
-        <w:t>频</w:t>
-      </w:r>
-      <w:proofErr w:type="gramEnd"/>
-      <w:r>
-        <w:rPr>
-          <w:rFonts w:hint="eastAsia"/>
-        </w:rPr>
-        <w:t>寄存器，最后通过设置更新事件（</w:t>
+      <w:r>
+        <w:rPr>
+          <w:rFonts w:hint="eastAsia"/>
+        </w:rPr>
+        <w:t>宏修改定时器的自动重装载寄存器和预分频寄存器，最后通过设置更新事件（</w:t>
       </w:r>
       <w:r>
         <w:rPr>
@@ -26375,61 +25630,29 @@
         </w:rPr>
         <w:t>从站协议是系统通信的核心，基于</w:t>
       </w:r>
-      <w:proofErr w:type="spellStart"/>
       <w:r>
         <w:rPr>
           <w:rFonts w:hint="eastAsia"/>
         </w:rPr>
         <w:t>FreeModbus</w:t>
       </w:r>
-      <w:proofErr w:type="spellEnd"/>
-      <w:r>
-        <w:rPr>
-          <w:rFonts w:hint="eastAsia"/>
-        </w:rPr>
-        <w:t>开源协议</w:t>
-      </w:r>
-      <w:proofErr w:type="gramStart"/>
-      <w:r>
-        <w:rPr>
-          <w:rFonts w:hint="eastAsia"/>
-        </w:rPr>
-        <w:t>栈</w:t>
-      </w:r>
-      <w:proofErr w:type="gramEnd"/>
-      <w:r>
-        <w:rPr>
-          <w:rFonts w:hint="eastAsia"/>
-        </w:rPr>
-        <w:t>实现。</w:t>
-      </w:r>
-      <w:proofErr w:type="spellStart"/>
+      <w:r>
+        <w:rPr>
+          <w:rFonts w:hint="eastAsia"/>
+        </w:rPr>
+        <w:t>开源协议栈实现。</w:t>
+      </w:r>
       <w:r>
         <w:rPr>
           <w:rFonts w:hint="eastAsia"/>
         </w:rPr>
         <w:t>FreeModbus</w:t>
       </w:r>
-      <w:proofErr w:type="spellEnd"/>
-      <w:r>
-        <w:rPr>
-          <w:rFonts w:hint="eastAsia"/>
-        </w:rPr>
-        <w:t>处理底层的协议</w:t>
-      </w:r>
-      <w:proofErr w:type="gramStart"/>
-      <w:r>
-        <w:rPr>
-          <w:rFonts w:hint="eastAsia"/>
-        </w:rPr>
-        <w:t>帧</w:t>
-      </w:r>
-      <w:proofErr w:type="gramEnd"/>
-      <w:r>
-        <w:rPr>
-          <w:rFonts w:hint="eastAsia"/>
-        </w:rPr>
-        <w:t>解析、</w:t>
+      <w:r>
+        <w:rPr>
+          <w:rFonts w:hint="eastAsia"/>
+        </w:rPr>
+        <w:t>处理底层的协议帧解析、</w:t>
       </w:r>
       <w:r>
         <w:rPr>
@@ -26945,25 +26168,7 @@
                 <w:sz w:val="18"/>
                 <w:szCs w:val="18"/>
               </w:rPr>
-              <w:t>Roll/Pitch/Yaw/</w:t>
-            </w:r>
-            <w:proofErr w:type="spellStart"/>
-            <w:r>
-              <w:rPr>
-                <w:rFonts w:hint="eastAsia"/>
-                <w:sz w:val="18"/>
-                <w:szCs w:val="18"/>
-              </w:rPr>
-              <w:t>GyroX</w:t>
-            </w:r>
-            <w:proofErr w:type="spellEnd"/>
-            <w:r>
-              <w:rPr>
-                <w:rFonts w:hint="eastAsia"/>
-                <w:sz w:val="18"/>
-                <w:szCs w:val="18"/>
-              </w:rPr>
-              <w:t>/Y/Z（IEEE</w:t>
+              <w:t>Roll/Pitch/Yaw/GyroX/Y/Z（IEEE</w:t>
             </w:r>
             <w:r>
               <w:rPr>
@@ -27573,19 +26778,11 @@
         </w:rPr>
         <w:t>）读写权限控制。</w:t>
       </w:r>
-      <w:proofErr w:type="spellStart"/>
-      <w:r>
-        <w:rPr>
-          <w:rFonts w:hint="eastAsia"/>
-        </w:rPr>
-        <w:t>is_reg_writable</w:t>
-      </w:r>
-      <w:proofErr w:type="spellEnd"/>
-      <w:r>
-        <w:rPr>
-          <w:rFonts w:hint="eastAsia"/>
-        </w:rPr>
-        <w:t>()</w:t>
+      <w:r>
+        <w:rPr>
+          <w:rFonts w:hint="eastAsia"/>
+        </w:rPr>
+        <w:t>is_reg_writable()</w:t>
       </w:r>
       <w:r>
         <w:rPr>
@@ -27677,14 +26874,12 @@
         </w:rPr>
         <w:t>）允许写入操作。对只读寄存器的写入请求，</w:t>
       </w:r>
-      <w:proofErr w:type="spellStart"/>
       <w:r>
         <w:rPr>
           <w:rFonts w:hint="eastAsia"/>
         </w:rPr>
         <w:t>FreeModbus</w:t>
       </w:r>
-      <w:proofErr w:type="spellEnd"/>
       <w:r>
         <w:rPr>
           <w:rFonts w:hint="eastAsia"/>
@@ -27714,19 +26909,11 @@
         </w:rPr>
         <w:t>）写入后自动应用。</w:t>
       </w:r>
-      <w:proofErr w:type="spellStart"/>
-      <w:r>
-        <w:rPr>
-          <w:rFonts w:hint="eastAsia"/>
-        </w:rPr>
-        <w:t>apply_register</w:t>
-      </w:r>
-      <w:proofErr w:type="spellEnd"/>
-      <w:r>
-        <w:rPr>
-          <w:rFonts w:hint="eastAsia"/>
-        </w:rPr>
-        <w:t>()</w:t>
+      <w:r>
+        <w:rPr>
+          <w:rFonts w:hint="eastAsia"/>
+        </w:rPr>
+        <w:t>apply_register()</w:t>
       </w:r>
       <w:r>
         <w:rPr>
@@ -27758,19 +26945,11 @@
         </w:rPr>
         <w:t>寄存器时，调用</w:t>
       </w:r>
-      <w:proofErr w:type="spellStart"/>
-      <w:r>
-        <w:rPr>
-          <w:rFonts w:hint="eastAsia"/>
-        </w:rPr>
-        <w:t>pwm_set_duty</w:t>
-      </w:r>
-      <w:proofErr w:type="spellEnd"/>
-      <w:r>
-        <w:rPr>
-          <w:rFonts w:hint="eastAsia"/>
-        </w:rPr>
-        <w:t>()</w:t>
+      <w:r>
+        <w:rPr>
+          <w:rFonts w:hint="eastAsia"/>
+        </w:rPr>
+        <w:t>pwm_set_duty()</w:t>
       </w:r>
       <w:r>
         <w:rPr>
@@ -27802,19 +26981,11 @@
         </w:rPr>
         <w:t>寄存器时，同样调用</w:t>
       </w:r>
-      <w:proofErr w:type="spellStart"/>
-      <w:r>
-        <w:rPr>
-          <w:rFonts w:hint="eastAsia"/>
-        </w:rPr>
-        <w:t>pwm_set_duty</w:t>
-      </w:r>
-      <w:proofErr w:type="spellEnd"/>
-      <w:r>
-        <w:rPr>
-          <w:rFonts w:hint="eastAsia"/>
-        </w:rPr>
-        <w:t>()</w:t>
+      <w:r>
+        <w:rPr>
+          <w:rFonts w:hint="eastAsia"/>
+        </w:rPr>
+        <w:t>pwm_set_duty()</w:t>
       </w:r>
       <w:r>
         <w:rPr>
@@ -27882,19 +27053,11 @@
         </w:rPr>
         <w:t>值，调用</w:t>
       </w:r>
-      <w:proofErr w:type="spellStart"/>
-      <w:r>
-        <w:rPr>
-          <w:rFonts w:hint="eastAsia"/>
-        </w:rPr>
-        <w:t>pwm_set_frequency</w:t>
-      </w:r>
-      <w:proofErr w:type="spellEnd"/>
-      <w:r>
-        <w:rPr>
-          <w:rFonts w:hint="eastAsia"/>
-        </w:rPr>
-        <w:t>()</w:t>
+      <w:r>
+        <w:rPr>
+          <w:rFonts w:hint="eastAsia"/>
+        </w:rPr>
+        <w:t>pwm_set_frequency()</w:t>
       </w:r>
       <w:r>
         <w:rPr>
@@ -27925,19 +27088,11 @@
         </w:rPr>
         <w:t>）周期性数据更新。</w:t>
       </w:r>
-      <w:proofErr w:type="spellStart"/>
-      <w:r>
-        <w:rPr>
-          <w:rFonts w:hint="eastAsia"/>
-        </w:rPr>
-        <w:t>modbus_process</w:t>
-      </w:r>
-      <w:proofErr w:type="spellEnd"/>
-      <w:r>
-        <w:rPr>
-          <w:rFonts w:hint="eastAsia"/>
-        </w:rPr>
-        <w:t>()</w:t>
+      <w:r>
+        <w:rPr>
+          <w:rFonts w:hint="eastAsia"/>
+        </w:rPr>
+        <w:t>modbus_process()</w:t>
       </w:r>
       <w:r>
         <w:rPr>
@@ -28012,19 +27167,11 @@
         </w:rPr>
         <w:t>原始值），以及更新系统时钟寄存器；调用</w:t>
       </w:r>
-      <w:proofErr w:type="spellStart"/>
-      <w:r>
-        <w:rPr>
-          <w:rFonts w:hint="eastAsia"/>
-        </w:rPr>
-        <w:t>eMBPoll</w:t>
-      </w:r>
-      <w:proofErr w:type="spellEnd"/>
-      <w:r>
-        <w:rPr>
-          <w:rFonts w:hint="eastAsia"/>
-        </w:rPr>
-        <w:t>()</w:t>
+      <w:r>
+        <w:rPr>
+          <w:rFonts w:hint="eastAsia"/>
+        </w:rPr>
+        <w:t>eMBPoll()</w:t>
       </w:r>
       <w:r>
         <w:rPr>
@@ -28042,21 +27189,7 @@
         <w:rPr>
           <w:rFonts w:hint="eastAsia"/>
         </w:rPr>
-        <w:t>协议</w:t>
-      </w:r>
-      <w:proofErr w:type="gramStart"/>
-      <w:r>
-        <w:rPr>
-          <w:rFonts w:hint="eastAsia"/>
-        </w:rPr>
-        <w:t>栈</w:t>
-      </w:r>
-      <w:proofErr w:type="gramEnd"/>
-      <w:r>
-        <w:rPr>
-          <w:rFonts w:hint="eastAsia"/>
-        </w:rPr>
-        <w:t>的待处理事件（如接收到新的请求帧）。</w:t>
+        <w:t>协议栈的待处理事件（如接收到新的请求帧）。</w:t>
       </w:r>
     </w:p>
     <w:p>
@@ -28450,19 +27583,11 @@
         </w:rPr>
         <w:t>软件层面，</w:t>
       </w:r>
-      <w:proofErr w:type="spellStart"/>
-      <w:r>
-        <w:rPr>
-          <w:rFonts w:hint="eastAsia"/>
-        </w:rPr>
-        <w:t>modbus_process</w:t>
-      </w:r>
-      <w:proofErr w:type="spellEnd"/>
-      <w:r>
-        <w:rPr>
-          <w:rFonts w:hint="eastAsia"/>
-        </w:rPr>
-        <w:t>()</w:t>
+      <w:r>
+        <w:rPr>
+          <w:rFonts w:hint="eastAsia"/>
+        </w:rPr>
+        <w:t>modbus_process()</w:t>
       </w:r>
       <w:r>
         <w:rPr>
@@ -28620,19 +27745,11 @@
         </w:rPr>
         <w:t>ADC</w:t>
       </w:r>
-      <w:proofErr w:type="gramStart"/>
-      <w:r>
-        <w:rPr>
-          <w:rFonts w:hint="eastAsia"/>
-        </w:rPr>
-        <w:t>值同时</w:t>
-      </w:r>
-      <w:proofErr w:type="gramEnd"/>
-      <w:r>
-        <w:rPr>
-          <w:rFonts w:hint="eastAsia"/>
-        </w:rPr>
-        <w:t>写入</w:t>
+      <w:r>
+        <w:rPr>
+          <w:rFonts w:hint="eastAsia"/>
+        </w:rPr>
+        <w:t>值同时写入</w:t>
       </w:r>
       <w:r>
         <w:rPr>
@@ -28657,21 +27774,7 @@
         <w:rPr>
           <w:rFonts w:hint="eastAsia"/>
         </w:rPr>
-        <w:t>寄存器，供上位</w:t>
-      </w:r>
-      <w:proofErr w:type="gramStart"/>
-      <w:r>
-        <w:rPr>
-          <w:rFonts w:hint="eastAsia"/>
-        </w:rPr>
-        <w:t>机直接</w:t>
-      </w:r>
-      <w:proofErr w:type="gramEnd"/>
-      <w:r>
-        <w:rPr>
-          <w:rFonts w:hint="eastAsia"/>
-        </w:rPr>
-        <w:t>查看原始采样数据。</w:t>
+        <w:t>寄存器，供上位机直接查看原始采样数据。</w:t>
       </w:r>
     </w:p>
     <w:p>
@@ -28786,33 +27889,17 @@
         </w:rPr>
         <w:t>上位机软件采用</w:t>
       </w:r>
-      <w:proofErr w:type="spellStart"/>
       <w:r>
         <w:rPr>
           <w:rFonts w:hint="eastAsia"/>
         </w:rPr>
         <w:t>React+Vite+TailwindCSS</w:t>
       </w:r>
-      <w:proofErr w:type="spellEnd"/>
-      <w:r>
-        <w:rPr>
-          <w:rFonts w:hint="eastAsia"/>
-        </w:rPr>
-        <w:t>技术</w:t>
-      </w:r>
-      <w:proofErr w:type="gramStart"/>
-      <w:r>
-        <w:rPr>
-          <w:rFonts w:hint="eastAsia"/>
-        </w:rPr>
-        <w:t>栈</w:t>
-      </w:r>
-      <w:proofErr w:type="gramEnd"/>
-      <w:r>
-        <w:rPr>
-          <w:rFonts w:hint="eastAsia"/>
-        </w:rPr>
-        <w:t>开发了功能完善的</w:t>
+      <w:r>
+        <w:rPr>
+          <w:rFonts w:hint="eastAsia"/>
+        </w:rPr>
+        <w:t>技术栈开发了功能完善的</w:t>
       </w:r>
       <w:r>
         <w:rPr>
@@ -28932,19 +28019,11 @@
         </w:rPr>
         <w:t>5ms</w:t>
       </w:r>
-      <w:proofErr w:type="gramStart"/>
-      <w:r>
-        <w:rPr>
-          <w:rFonts w:hint="eastAsia"/>
-        </w:rPr>
-        <w:t>超时非</w:t>
-      </w:r>
-      <w:proofErr w:type="gramEnd"/>
-      <w:r>
-        <w:rPr>
-          <w:rFonts w:hint="eastAsia"/>
-        </w:rPr>
-        <w:t>阻塞读取）、一维卡尔曼滤波器对姿态角和角速度数据的二次平滑处理、多路</w:t>
+      <w:r>
+        <w:rPr>
+          <w:rFonts w:hint="eastAsia"/>
+        </w:rPr>
+        <w:t>超时非阻塞读取）、一维卡尔曼滤波器对姿态角和角速度数据的二次平滑处理、多路</w:t>
       </w:r>
       <w:r>
         <w:rPr>
@@ -28982,14 +28061,12 @@
         </w:rPr>
         <w:t>采集和基于</w:t>
       </w:r>
-      <w:proofErr w:type="spellStart"/>
       <w:r>
         <w:rPr>
           <w:rFonts w:hint="eastAsia"/>
         </w:rPr>
         <w:t>FreeModbus</w:t>
       </w:r>
-      <w:proofErr w:type="spellEnd"/>
       <w:r>
         <w:rPr>
           <w:rFonts w:hint="eastAsia"/>
@@ -29223,19 +28300,11 @@
         </w:rPr>
         <w:t>编译器；串口调试使用</w:t>
       </w:r>
-      <w:proofErr w:type="gramStart"/>
-      <w:r>
-        <w:rPr>
-          <w:rFonts w:hint="eastAsia"/>
-        </w:rPr>
-        <w:t>网页版</w:t>
-      </w:r>
-      <w:proofErr w:type="gramEnd"/>
-      <w:r>
-        <w:rPr>
-          <w:rFonts w:hint="eastAsia"/>
-        </w:rPr>
-        <w:t>的串口调试助手</w:t>
+      <w:r>
+        <w:rPr>
+          <w:rFonts w:hint="eastAsia"/>
+        </w:rPr>
+        <w:t>网页版的串口调试助手</w:t>
       </w:r>
       <w:r>
         <w:rPr>
@@ -29466,7 +28535,7 @@
         </w:rPr>
         <w:lastRenderedPageBreak/>
         <w:drawing>
-          <wp:inline distT="0" distB="0" distL="0" distR="0" wp14:anchorId="2664766A" wp14:editId="52076EA8">
+          <wp:inline distT="0" distB="0" distL="0" distR="0" wp14:anchorId="2664766A" wp14:editId="3FE80AD6">
             <wp:extent cx="4809391" cy="2262215"/>
             <wp:effectExtent l="0" t="0" r="0" b="5080"/>
             <wp:docPr id="1551306788" name="图片 2"/>
@@ -29566,7 +28635,7 @@
           <w:noProof/>
         </w:rPr>
         <w:drawing>
-          <wp:inline distT="0" distB="0" distL="0" distR="0" wp14:anchorId="7DECA946" wp14:editId="313B7BC1">
+          <wp:inline distT="0" distB="0" distL="0" distR="0" wp14:anchorId="7DECA946" wp14:editId="597A3249">
             <wp:extent cx="4058609" cy="2705761"/>
             <wp:effectExtent l="0" t="0" r="0" b="0"/>
             <wp:docPr id="1506383181" name="图片 3"/>
@@ -29677,7 +28746,7 @@
           <w:noProof/>
         </w:rPr>
         <w:drawing>
-          <wp:inline distT="0" distB="0" distL="0" distR="0" wp14:anchorId="4D943ADB" wp14:editId="182A7E49">
+          <wp:inline distT="0" distB="0" distL="0" distR="0" wp14:anchorId="4D943ADB" wp14:editId="0433FCE9">
             <wp:extent cx="4481705" cy="2314816"/>
             <wp:effectExtent l="0" t="0" r="0" b="0"/>
             <wp:docPr id="2024198550" name="图片 4"/>
@@ -29836,21 +28905,7 @@
         <w:rPr>
           <w:rFonts w:hint="eastAsia"/>
         </w:rPr>
-        <w:t>范围内。在各模块全部上</w:t>
-      </w:r>
-      <w:proofErr w:type="gramStart"/>
-      <w:r>
-        <w:rPr>
-          <w:rFonts w:hint="eastAsia"/>
-        </w:rPr>
-        <w:t>电运行</w:t>
-      </w:r>
-      <w:proofErr w:type="gramEnd"/>
-      <w:r>
-        <w:rPr>
-          <w:rFonts w:hint="eastAsia"/>
-        </w:rPr>
-        <w:t>的满载条件下，再次测量</w:t>
+        <w:t>范围内。在各模块全部上电运行的满载条件下，再次测量</w:t>
       </w:r>
       <w:r>
         <w:rPr>
@@ -30257,42 +29312,36 @@
         </w:rPr>
         <w:t>）陀螺仪数据响应速度测试。快速摆动传感器模块，观察</w:t>
       </w:r>
-      <w:proofErr w:type="spellStart"/>
       <w:r>
         <w:rPr>
           <w:rFonts w:hint="eastAsia"/>
         </w:rPr>
         <w:t>GyroX</w:t>
       </w:r>
-      <w:proofErr w:type="spellEnd"/>
       <w:r>
         <w:rPr>
           <w:rFonts w:hint="eastAsia"/>
         </w:rPr>
         <w:t>、</w:t>
       </w:r>
-      <w:proofErr w:type="spellStart"/>
       <w:r>
         <w:rPr>
           <w:rFonts w:hint="eastAsia"/>
         </w:rPr>
         <w:t>GyroY</w:t>
       </w:r>
-      <w:proofErr w:type="spellEnd"/>
       <w:r>
         <w:rPr>
           <w:rFonts w:hint="eastAsia"/>
         </w:rPr>
         <w:t>、</w:t>
       </w:r>
-      <w:proofErr w:type="spellStart"/>
       <w:r>
         <w:rPr>
           <w:rFonts w:hint="eastAsia"/>
         </w:rPr>
         <w:t>GyroZ</w:t>
       </w:r>
-      <w:proofErr w:type="spellEnd"/>
       <w:r>
         <w:rPr>
           <w:rFonts w:hint="eastAsia"/>
@@ -30352,9 +29401,9 @@
         </w:rPr>
         <w:lastRenderedPageBreak/>
         <w:drawing>
-          <wp:inline distT="0" distB="0" distL="0" distR="0" wp14:anchorId="1B72E618" wp14:editId="3816AB69">
-            <wp:extent cx="5400040" cy="3375025"/>
-            <wp:effectExtent l="0" t="0" r="0" b="0"/>
+          <wp:inline distT="0" distB="0" distL="0" distR="0" wp14:anchorId="1B72E618" wp14:editId="795930FD">
+            <wp:extent cx="6167120" cy="3854450"/>
+            <wp:effectExtent l="0" t="0" r="5080" b="0"/>
             <wp:docPr id="970667889" name="图片 25"/>
             <wp:cNvGraphicFramePr>
               <a:graphicFrameLocks xmlns:a="http://schemas.openxmlformats.org/drawingml/2006/main" noChangeAspect="1"/>
@@ -30381,7 +29430,7 @@
                   <pic:spPr>
                     <a:xfrm>
                       <a:off x="0" y="0"/>
-                      <a:ext cx="5400040" cy="3375025"/>
+                      <a:ext cx="6167120" cy="3854450"/>
                     </a:xfrm>
                     <a:prstGeom prst="rect">
                       <a:avLst/>
@@ -30933,7 +29982,14 @@
         <w:rPr>
           <w:rFonts w:hint="eastAsia"/>
         </w:rPr>
-        <w:t>分钟以上，统计通信超时和</w:t>
+        <w:t>分钟</w:t>
+      </w:r>
+      <w:r>
+        <w:rPr>
+          <w:rFonts w:hint="eastAsia"/>
+        </w:rPr>
+        <w:lastRenderedPageBreak/>
+        <w:t>以上，统计通信超时和</w:t>
       </w:r>
       <w:r>
         <w:rPr>
@@ -30966,7 +30022,6 @@
         <w:rPr>
           <w:noProof/>
         </w:rPr>
-        <w:lastRenderedPageBreak/>
         <w:drawing>
           <wp:inline distT="0" distB="0" distL="0" distR="0" wp14:anchorId="770ED060" wp14:editId="70278B44">
             <wp:extent cx="4924512" cy="4360578"/>
@@ -31358,6 +30413,7 @@
         <w:rPr>
           <w:rFonts w:hint="eastAsia"/>
         </w:rPr>
+        <w:lastRenderedPageBreak/>
         <w:t>组的</w:t>
       </w:r>
       <w:r>
@@ -31429,7 +30485,6 @@
         <w:rPr>
           <w:rFonts w:hint="eastAsia"/>
         </w:rPr>
-        <w:lastRenderedPageBreak/>
         <w:t>（</w:t>
       </w:r>
       <w:r>
@@ -31490,21 +30545,7 @@
         <w:rPr>
           <w:rFonts w:hint="eastAsia"/>
         </w:rPr>
-        <w:t>面板显示合理的采集值和电压值；通信日志面板正确记录收发</w:t>
-      </w:r>
-      <w:proofErr w:type="gramStart"/>
-      <w:r>
-        <w:rPr>
-          <w:rFonts w:hint="eastAsia"/>
-        </w:rPr>
-        <w:t>帧</w:t>
-      </w:r>
-      <w:proofErr w:type="gramEnd"/>
-      <w:r>
-        <w:rPr>
-          <w:rFonts w:hint="eastAsia"/>
-        </w:rPr>
-        <w:t>数据。</w:t>
+        <w:t>面板显示合理的采集值和电压值；通信日志面板正确记录收发帧数据。</w:t>
       </w:r>
     </w:p>
     <w:p>
@@ -31792,7 +30833,14 @@
         <w:rPr>
           <w:rFonts w:hint="eastAsia"/>
         </w:rPr>
-        <w:t>本章对水下智能转向控制系统进行了全面的调试验证工作，采用了分模块调试与整体联调相结合的策略。</w:t>
+        <w:t>本章对水下智能转向控制系统进行了全面的调试验证工作，采用了分模块调</w:t>
+      </w:r>
+      <w:r>
+        <w:rPr>
+          <w:rFonts w:hint="eastAsia"/>
+        </w:rPr>
+        <w:lastRenderedPageBreak/>
+        <w:t>试与整体联调相结合的策略。</w:t>
       </w:r>
     </w:p>
     <w:p>
@@ -31827,14 +30875,7 @@
         <w:rPr>
           <w:rFonts w:hint="eastAsia"/>
         </w:rPr>
-        <w:t>稳压芯片的输出电压稳</w:t>
-      </w:r>
-      <w:r>
-        <w:rPr>
-          <w:rFonts w:hint="eastAsia"/>
-        </w:rPr>
-        <w:lastRenderedPageBreak/>
-        <w:t>定、精度满足要求，电压检测电路的</w:t>
+        <w:t>稳压芯片的输出电压稳定、精度满足要求，电压检测电路的</w:t>
       </w:r>
       <w:r>
         <w:rPr>
@@ -32108,14 +31149,173 @@
         </w:rPr>
         <w:t>ATK-MS901M</w:t>
       </w:r>
-      <w:proofErr w:type="gramStart"/>
-      <w:r>
-        <w:rPr>
-          <w:rFonts w:hint="eastAsia"/>
-        </w:rPr>
-        <w:t>九轴姿态</w:t>
-      </w:r>
-      <w:proofErr w:type="gramEnd"/>
+      <w:r>
+        <w:rPr>
+          <w:rFonts w:hint="eastAsia"/>
+        </w:rPr>
+        <w:t>九轴姿态传感器、</w:t>
+      </w:r>
+      <w:r>
+        <w:rPr>
+          <w:rFonts w:hint="eastAsia"/>
+        </w:rPr>
+        <w:t>8</w:t>
+      </w:r>
+      <w:r>
+        <w:rPr>
+          <w:rFonts w:hint="eastAsia"/>
+        </w:rPr>
+        <w:t>路通用</w:t>
+      </w:r>
+      <w:r>
+        <w:rPr>
+          <w:rFonts w:hint="eastAsia"/>
+        </w:rPr>
+        <w:t>PWM</w:t>
+      </w:r>
+      <w:r>
+        <w:rPr>
+          <w:rFonts w:hint="eastAsia"/>
+        </w:rPr>
+        <w:t>执行器驱动、</w:t>
+      </w:r>
+      <w:r>
+        <w:rPr>
+          <w:rFonts w:hint="eastAsia"/>
+        </w:rPr>
+        <w:t>2</w:t>
+      </w:r>
+      <w:r>
+        <w:rPr>
+          <w:rFonts w:hint="eastAsia"/>
+        </w:rPr>
+        <w:t>路</w:t>
+      </w:r>
+      <w:r>
+        <w:rPr>
+          <w:rFonts w:hint="eastAsia"/>
+        </w:rPr>
+        <w:t>LED</w:t>
+      </w:r>
+      <w:r>
+        <w:rPr>
+          <w:rFonts w:hint="eastAsia"/>
+        </w:rPr>
+        <w:t>调光、</w:t>
+      </w:r>
+      <w:r>
+        <w:rPr>
+          <w:rFonts w:hint="eastAsia"/>
+        </w:rPr>
+        <w:t>4</w:t>
+      </w:r>
+      <w:r>
+        <w:rPr>
+          <w:rFonts w:hint="eastAsia"/>
+        </w:rPr>
+        <w:t>路</w:t>
+      </w:r>
+      <w:r>
+        <w:rPr>
+          <w:rFonts w:hint="eastAsia"/>
+        </w:rPr>
+        <w:t>ADC</w:t>
+      </w:r>
+      <w:r>
+        <w:rPr>
+          <w:rFonts w:hint="eastAsia"/>
+        </w:rPr>
+        <w:t>模拟信号采集和电压检测电路，采用</w:t>
+      </w:r>
+      <w:r>
+        <w:rPr>
+          <w:rFonts w:hint="eastAsia"/>
+        </w:rPr>
+        <w:t>LM2596S</w:t>
+      </w:r>
+      <w:r>
+        <w:rPr>
+          <w:rFonts w:hint="eastAsia"/>
+        </w:rPr>
+        <w:t>和</w:t>
+      </w:r>
+      <w:r>
+        <w:rPr>
+          <w:rFonts w:hint="eastAsia"/>
+        </w:rPr>
+        <w:t>AMS1117-3.3</w:t>
+      </w:r>
+      <w:r>
+        <w:rPr>
+          <w:rFonts w:hint="eastAsia"/>
+        </w:rPr>
+        <w:t>构建了多级电源管理方案，构成了功能完善、扩展性良好的硬件控制平台。</w:t>
+      </w:r>
+    </w:p>
+    <w:p>
+      <w:pPr>
+        <w:ind w:firstLine="480"/>
+      </w:pPr>
+      <w:r>
+        <w:rPr>
+          <w:rFonts w:hint="eastAsia"/>
+        </w:rPr>
+        <w:t>在通信方面，基于</w:t>
+      </w:r>
+      <w:r>
+        <w:rPr>
+          <w:rFonts w:hint="eastAsia"/>
+        </w:rPr>
+        <w:t>FreeModbus</w:t>
+      </w:r>
+      <w:r>
+        <w:rPr>
+          <w:rFonts w:hint="eastAsia"/>
+        </w:rPr>
+        <w:t>开源协议栈实现了</w:t>
+      </w:r>
+      <w:r>
+        <w:rPr>
+          <w:rFonts w:hint="eastAsia"/>
+        </w:rPr>
+        <w:t>Modbus RTU</w:t>
+      </w:r>
+      <w:r>
+        <w:rPr>
+          <w:rFonts w:hint="eastAsia"/>
+        </w:rPr>
+        <w:t>从站功能，设计了包含</w:t>
+      </w:r>
+      <w:r>
+        <w:rPr>
+          <w:rFonts w:hint="eastAsia"/>
+        </w:rPr>
+        <w:t>78</w:t>
+      </w:r>
+      <w:r>
+        <w:rPr>
+          <w:rFonts w:hint="eastAsia"/>
+        </w:rPr>
+        <w:t>个保持寄存器的完整地址映射方案，涵盖系统状态、姿态数据、</w:t>
+      </w:r>
+      <w:r>
+        <w:rPr>
+          <w:rFonts w:hint="eastAsia"/>
+        </w:rPr>
+        <w:t>PWM</w:t>
+      </w:r>
+      <w:r>
+        <w:rPr>
+          <w:rFonts w:hint="eastAsia"/>
+        </w:rPr>
+        <w:t>控制、</w:t>
+      </w:r>
+      <w:r>
+        <w:rPr>
+          <w:rFonts w:hint="eastAsia"/>
+        </w:rPr>
+        <w:t>ADC</w:t>
+      </w:r>
       <w:r>
         <w:rPr>
           <w:rFonts w:hint="eastAsia"/>
@@ -32126,79 +31326,42 @@
         <w:rPr>
           <w:rFonts w:hint="eastAsia"/>
         </w:rPr>
-        <w:t>8</w:t>
-      </w:r>
-      <w:r>
-        <w:rPr>
-          <w:rFonts w:hint="eastAsia"/>
-        </w:rPr>
-        <w:t>路通用</w:t>
-      </w:r>
-      <w:r>
-        <w:rPr>
-          <w:rFonts w:hint="eastAsia"/>
-        </w:rPr>
         <w:t>PWM</w:t>
       </w:r>
       <w:r>
         <w:rPr>
           <w:rFonts w:hint="eastAsia"/>
         </w:rPr>
-        <w:t>执行器驱动、</w:t>
-      </w:r>
-      <w:r>
-        <w:rPr>
-          <w:rFonts w:hint="eastAsia"/>
-        </w:rPr>
-        <w:t>2</w:t>
-      </w:r>
-      <w:r>
-        <w:rPr>
-          <w:rFonts w:hint="eastAsia"/>
-        </w:rPr>
-        <w:t>路</w:t>
-      </w:r>
-      <w:r>
-        <w:rPr>
-          <w:rFonts w:hint="eastAsia"/>
-        </w:rPr>
-        <w:t>LED</w:t>
-      </w:r>
-      <w:r>
-        <w:rPr>
-          <w:rFonts w:hint="eastAsia"/>
-        </w:rPr>
-        <w:t>调光、</w:t>
-      </w:r>
-      <w:r>
-        <w:rPr>
-          <w:rFonts w:hint="eastAsia"/>
-        </w:rPr>
-        <w:t>4</w:t>
-      </w:r>
-      <w:r>
-        <w:rPr>
-          <w:rFonts w:hint="eastAsia"/>
-        </w:rPr>
-        <w:t>路</w:t>
-      </w:r>
-      <w:r>
-        <w:rPr>
-          <w:rFonts w:hint="eastAsia"/>
-        </w:rPr>
-        <w:t>ADC</w:t>
-      </w:r>
-      <w:r>
-        <w:rPr>
-          <w:rFonts w:hint="eastAsia"/>
-        </w:rPr>
-        <w:t>模拟信号采集和电压检测电路，采用</w:t>
-      </w:r>
-      <w:r>
-        <w:rPr>
-          <w:rFonts w:hint="eastAsia"/>
-        </w:rPr>
-        <w:t>LM2596S</w:t>
+        <w:t>频率调节和气压计数据六个功能组。寄存器读写权限控制和写入后自动应用到硬件的联动机制，保证了通信的安全性和便捷性。</w:t>
+      </w:r>
+    </w:p>
+    <w:p>
+      <w:pPr>
+        <w:ind w:firstLine="480"/>
+      </w:pPr>
+      <w:r>
+        <w:rPr>
+          <w:rFonts w:hint="eastAsia"/>
+        </w:rPr>
+        <w:t>在上位机方面，基于</w:t>
+      </w:r>
+      <w:r>
+        <w:rPr>
+          <w:rFonts w:hint="eastAsia"/>
+        </w:rPr>
+        <w:t>React</w:t>
+      </w:r>
+      <w:r>
+        <w:rPr>
+          <w:rFonts w:hint="eastAsia"/>
+        </w:rPr>
+        <w:t>、</w:t>
+      </w:r>
+      <w:r>
+        <w:rPr>
+          <w:rFonts w:hint="eastAsia"/>
+        </w:rPr>
+        <w:t>Vite</w:t>
       </w:r>
       <w:r>
         <w:rPr>
@@ -32210,156 +31373,8 @@
         <w:rPr>
           <w:rFonts w:hint="eastAsia"/>
         </w:rPr>
-        <w:t>AMS1117-3.3</w:t>
-      </w:r>
-      <w:r>
-        <w:rPr>
-          <w:rFonts w:hint="eastAsia"/>
-        </w:rPr>
-        <w:t>构建了多级电源管理方案，构成了功能完善、扩展性良好的硬件控制平台。</w:t>
-      </w:r>
-    </w:p>
-    <w:p>
-      <w:pPr>
-        <w:ind w:firstLine="480"/>
-      </w:pPr>
-      <w:r>
-        <w:rPr>
-          <w:rFonts w:hint="eastAsia"/>
-        </w:rPr>
-        <w:t>在通信方面，基于</w:t>
-      </w:r>
-      <w:proofErr w:type="spellStart"/>
-      <w:r>
-        <w:rPr>
-          <w:rFonts w:hint="eastAsia"/>
-        </w:rPr>
-        <w:t>FreeModbus</w:t>
-      </w:r>
-      <w:proofErr w:type="spellEnd"/>
-      <w:r>
-        <w:rPr>
-          <w:rFonts w:hint="eastAsia"/>
-        </w:rPr>
-        <w:t>开源协议</w:t>
-      </w:r>
-      <w:proofErr w:type="gramStart"/>
-      <w:r>
-        <w:rPr>
-          <w:rFonts w:hint="eastAsia"/>
-        </w:rPr>
-        <w:t>栈</w:t>
-      </w:r>
-      <w:proofErr w:type="gramEnd"/>
-      <w:r>
-        <w:rPr>
-          <w:rFonts w:hint="eastAsia"/>
-        </w:rPr>
-        <w:t>实现了</w:t>
-      </w:r>
-      <w:r>
-        <w:rPr>
-          <w:rFonts w:hint="eastAsia"/>
-        </w:rPr>
-        <w:t>Modbus RTU</w:t>
-      </w:r>
-      <w:r>
-        <w:rPr>
-          <w:rFonts w:hint="eastAsia"/>
-        </w:rPr>
-        <w:t>从站功能，设计了包含</w:t>
-      </w:r>
-      <w:r>
-        <w:rPr>
-          <w:rFonts w:hint="eastAsia"/>
-        </w:rPr>
-        <w:t>78</w:t>
-      </w:r>
-      <w:r>
-        <w:rPr>
-          <w:rFonts w:hint="eastAsia"/>
-        </w:rPr>
-        <w:t>个保持寄存器的完整地址映射方案，涵盖系统状态、姿态数据、</w:t>
-      </w:r>
-      <w:r>
-        <w:rPr>
-          <w:rFonts w:hint="eastAsia"/>
-        </w:rPr>
-        <w:t>PWM</w:t>
-      </w:r>
-      <w:r>
-        <w:rPr>
-          <w:rFonts w:hint="eastAsia"/>
-        </w:rPr>
-        <w:t>控制、</w:t>
-      </w:r>
-      <w:r>
-        <w:rPr>
-          <w:rFonts w:hint="eastAsia"/>
-        </w:rPr>
-        <w:t>ADC</w:t>
-      </w:r>
-      <w:r>
-        <w:rPr>
-          <w:rFonts w:hint="eastAsia"/>
-        </w:rPr>
-        <w:t>传感器、</w:t>
-      </w:r>
-      <w:r>
-        <w:rPr>
-          <w:rFonts w:hint="eastAsia"/>
-        </w:rPr>
-        <w:t>PWM</w:t>
-      </w:r>
-      <w:r>
-        <w:rPr>
-          <w:rFonts w:hint="eastAsia"/>
-        </w:rPr>
-        <w:t>频率调节和气压计数据六个功能组。寄存器读写权限控制和写入后自动应用到硬件的联动机制，保证了通信的安全性和便捷性。</w:t>
-      </w:r>
-    </w:p>
-    <w:p>
-      <w:pPr>
-        <w:ind w:firstLine="480"/>
-      </w:pPr>
-      <w:r>
-        <w:rPr>
-          <w:rFonts w:hint="eastAsia"/>
-        </w:rPr>
-        <w:t>在上位机方面，基于</w:t>
-      </w:r>
-      <w:r>
-        <w:rPr>
-          <w:rFonts w:hint="eastAsia"/>
-        </w:rPr>
-        <w:t>React</w:t>
-      </w:r>
-      <w:r>
-        <w:rPr>
-          <w:rFonts w:hint="eastAsia"/>
-        </w:rPr>
-        <w:t>、</w:t>
-      </w:r>
-      <w:r>
-        <w:rPr>
-          <w:rFonts w:hint="eastAsia"/>
-        </w:rPr>
-        <w:t>Vite</w:t>
-      </w:r>
-      <w:r>
-        <w:rPr>
-          <w:rFonts w:hint="eastAsia"/>
-        </w:rPr>
-        <w:t>和</w:t>
-      </w:r>
-      <w:proofErr w:type="spellStart"/>
-      <w:r>
-        <w:rPr>
-          <w:rFonts w:hint="eastAsia"/>
-        </w:rPr>
         <w:t>TailwindCSS</w:t>
       </w:r>
-      <w:proofErr w:type="spellEnd"/>
       <w:r>
         <w:rPr>
           <w:rFonts w:hint="eastAsia"/>
@@ -32530,21 +31545,7 @@
         <w:rPr>
           <w:rFonts w:hint="eastAsia"/>
         </w:rPr>
-        <w:t>姿态闭环控制算法。当前系统实现了开环控制，即上位</w:t>
-      </w:r>
-      <w:proofErr w:type="gramStart"/>
-      <w:r>
-        <w:rPr>
-          <w:rFonts w:hint="eastAsia"/>
-        </w:rPr>
-        <w:t>机直接</w:t>
-      </w:r>
-      <w:proofErr w:type="gramEnd"/>
-      <w:r>
-        <w:rPr>
-          <w:rFonts w:hint="eastAsia"/>
-        </w:rPr>
-        <w:t>设置执行器的输出值。后续可在下位机中引入</w:t>
+        <w:t>姿态闭环控制算法。当前系统实现了开环控制，即上位机直接设置执行器的输出值。后续可在下位机中引入</w:t>
       </w:r>
       <w:r>
         <w:rPr>
@@ -32947,14 +31948,12 @@
         </w:rPr>
         <w:t xml:space="preserve">, </w:t>
       </w:r>
-      <w:proofErr w:type="gramStart"/>
       <w:r>
         <w:rPr>
           <w:rFonts w:hint="eastAsia"/>
         </w:rPr>
         <w:t>荆珈璐</w:t>
       </w:r>
-      <w:proofErr w:type="gramEnd"/>
       <w:r>
         <w:rPr>
           <w:rFonts w:hint="eastAsia"/>
@@ -32973,14 +31972,12 @@
         </w:rPr>
         <w:t xml:space="preserve">. </w:t>
       </w:r>
-      <w:proofErr w:type="gramStart"/>
       <w:r>
         <w:rPr>
           <w:rFonts w:hint="eastAsia"/>
         </w:rPr>
         <w:t>基于九轴</w:t>
       </w:r>
-      <w:proofErr w:type="gramEnd"/>
       <w:r>
         <w:rPr>
           <w:rFonts w:hint="eastAsia"/>
@@ -33047,14 +32044,12 @@
         </w:rPr>
         <w:t xml:space="preserve">, </w:t>
       </w:r>
-      <w:proofErr w:type="gramStart"/>
       <w:r>
         <w:rPr>
           <w:rFonts w:hint="eastAsia"/>
         </w:rPr>
         <w:t>万彪</w:t>
       </w:r>
-      <w:proofErr w:type="gramEnd"/>
       <w:r>
         <w:rPr>
           <w:rFonts w:hint="eastAsia"/>
@@ -33197,15 +32192,7 @@
       </w:pPr>
       <w:bookmarkStart w:id="303" w:name="_Ref227937492"/>
       <w:r>
-        <w:t xml:space="preserve">Assad A, Khalaf W, </w:t>
-      </w:r>
-      <w:proofErr w:type="spellStart"/>
-      <w:r>
-        <w:t>Chouaib</w:t>
-      </w:r>
-      <w:proofErr w:type="spellEnd"/>
-      <w:r>
-        <w:t xml:space="preserve"> I. Radial basis function Kalman filter for attitude estimation in GPS-denied environment[J]. IET Radar, Sonar &amp; Navigation, 2020, 14(5): 736-746. DOI: 10.1049/iet-rsn.2019.0467.</w:t>
+        <w:t>Assad A, Khalaf W, Chouaib I. Radial basis function Kalman filter for attitude estimation in GPS-denied environment[J]. IET Radar, Sonar &amp; Navigation, 2020, 14(5): 736-746. DOI: 10.1049/iet-rsn.2019.0467.</w:t>
       </w:r>
       <w:bookmarkEnd w:id="303"/>
     </w:p>
@@ -33782,21 +32769,7 @@
         <w:rPr>
           <w:rFonts w:hint="eastAsia"/>
         </w:rPr>
-        <w:t>古</w:t>
-      </w:r>
-      <w:proofErr w:type="gramStart"/>
-      <w:r>
-        <w:rPr>
-          <w:rFonts w:hint="eastAsia"/>
-        </w:rPr>
-        <w:t>臻</w:t>
-      </w:r>
-      <w:proofErr w:type="gramEnd"/>
-      <w:r>
-        <w:rPr>
-          <w:rFonts w:hint="eastAsia"/>
-        </w:rPr>
-        <w:t>文</w:t>
+        <w:t>古臻文</w:t>
       </w:r>
       <w:r>
         <w:rPr>
@@ -34023,67 +32996,39 @@
         <w:rPr>
           <w:rFonts w:ascii="宋体" w:hAnsi="宋体" w:hint="eastAsia"/>
         </w:rPr>
-        <w:t>谢</w:t>
-      </w:r>
-      <w:proofErr w:type="gramStart"/>
+        <w:t>谢行</w:t>
+      </w:r>
       <w:r>
         <w:rPr>
           <w:rFonts w:ascii="宋体" w:hAnsi="宋体" w:hint="eastAsia"/>
         </w:rPr>
-        <w:t>行</w:t>
+        <w:t>老师和</w:t>
       </w:r>
       <w:r>
         <w:rPr>
           <w:rFonts w:ascii="宋体" w:hAnsi="宋体" w:hint="eastAsia"/>
         </w:rPr>
-        <w:t>老师和</w:t>
+        <w:t>代响林</w:t>
       </w:r>
       <w:r>
         <w:rPr>
           <w:rFonts w:ascii="宋体" w:hAnsi="宋体" w:hint="eastAsia"/>
         </w:rPr>
-        <w:t>代响</w:t>
-      </w:r>
-      <w:proofErr w:type="gramEnd"/>
-      <w:r>
+        <w:t>老师让我了解学习到嵌入式相关知识和实际应用，为我后期参加诸多的学科竞赛打下了坚实基础。在大学阶段的诸多成就都离不开老师的启发与辅导，由衷地感谢各位老师，希望将来我能不负众望。</w:t>
+      </w:r>
+    </w:p>
+    <w:p>
+      <w:pPr>
+        <w:ind w:firstLine="480"/>
         <w:rPr>
           <w:rFonts w:ascii="宋体" w:hAnsi="宋体" w:hint="eastAsia"/>
         </w:rPr>
-        <w:t>林</w:t>
-      </w:r>
+      </w:pPr>
       <w:r>
         <w:rPr>
           <w:rFonts w:ascii="宋体" w:hAnsi="宋体" w:hint="eastAsia"/>
         </w:rPr>
-        <w:t>老师让我了解学习到嵌入式相关知识和实际应用，为我后期参加诸多的学科竞赛打下了坚实基础。在大学阶段的诸多成就都离不开老师的启发与辅导，由衷地感谢各位老师，希望将来我能不负众望。</w:t>
-      </w:r>
-    </w:p>
-    <w:p>
-      <w:pPr>
-        <w:ind w:firstLine="480"/>
-        <w:rPr>
-          <w:rFonts w:ascii="宋体" w:hAnsi="宋体" w:hint="eastAsia"/>
-        </w:rPr>
-      </w:pPr>
-      <w:r>
-        <w:rPr>
-          <w:rFonts w:ascii="宋体" w:hAnsi="宋体" w:hint="eastAsia"/>
-        </w:rPr>
-        <w:t>衷心感谢班级同学对我大学四年工作的配合，虽说将来我们会各奔东西，但我们大学四年的同学情会一直</w:t>
-      </w:r>
-      <w:proofErr w:type="gramStart"/>
-      <w:r>
-        <w:rPr>
-          <w:rFonts w:ascii="宋体" w:hAnsi="宋体" w:hint="eastAsia"/>
-        </w:rPr>
-        <w:t>埋存在</w:t>
-      </w:r>
-      <w:proofErr w:type="gramEnd"/>
-      <w:r>
-        <w:rPr>
-          <w:rFonts w:ascii="宋体" w:hAnsi="宋体" w:hint="eastAsia"/>
-        </w:rPr>
-        <w:t>我的心中。感谢实验室的小伙伴们，我们在一起参加学科竞赛，通宵调试代码的场景历历在目，正是与他们的这些经历让我的学科技能得以锻炼，现在我才能顺利地将本文设计顺利完成。愿将来我们都能在各自的领域发光发热！</w:t>
+        <w:t>衷心感谢班级同学对我大学四年工作的配合，虽说将来我们会各奔东西，但我们大学四年的同学情会一直埋存在我的心中。感谢实验室的小伙伴们，我们在一起参加学科竞赛，通宵调试代码的场景历历在目，正是与他们的这些经历让我的学科技能得以锻炼，现在我才能顺利地将本文设计顺利完成。愿将来我们都能在各自的领域发光发热！</w:t>
       </w:r>
     </w:p>
     <w:p>
@@ -34590,14 +33535,21 @@
         <w:rFonts w:hint="eastAsia"/>
         <w:noProof/>
       </w:rPr>
-      <w:t xml:space="preserve">3 </w:t>
+      <w:t>致</w:t>
     </w:r>
     <w:r>
       <w:rPr>
         <w:rFonts w:hint="eastAsia"/>
         <w:noProof/>
       </w:rPr>
-      <w:t>软件设计</w:t>
+      <w:t xml:space="preserve"> </w:t>
+    </w:r>
+    <w:r>
+      <w:rPr>
+        <w:rFonts w:hint="eastAsia"/>
+        <w:noProof/>
+      </w:rPr>
+      <w:t>谢</w:t>
     </w:r>
     <w:r>
       <w:fldChar w:fldCharType="end"/>
